--- a/docs/3_Dossier_Architecture.docx
+++ b/docs/3_Dossier_Architecture.docx
@@ -2,13 +2,21 @@
 <file path=word/document.xml><?xml version="1.0" encoding="utf-8"?>
 <w:document xmlns:wpc="http://schemas.microsoft.com/office/word/2010/wordprocessingCanvas" xmlns:mo="http://schemas.microsoft.com/office/mac/office/2008/main" xmlns:mc="http://schemas.openxmlformats.org/markup-compatibility/2006" xmlns:mv="urn:schemas-microsoft-com:mac:vml" xmlns:o="urn:schemas-microsoft-com:office:office" xmlns:r="http://schemas.openxmlformats.org/officeDocument/2006/relationships" xmlns:m="http://schemas.openxmlformats.org/officeDocument/2006/math" xmlns:v="urn:schemas-microsoft-com:vml" xmlns:wp14="http://schemas.microsoft.com/office/word/2010/wordprocessingDrawing" xmlns:wp="http://schemas.openxmlformats.org/drawingml/2006/wordprocessingDrawing" xmlns:w10="urn:schemas-microsoft-com:office:word" xmlns:w="http://schemas.openxmlformats.org/wordprocessingml/2006/main" xmlns:w14="http://schemas.microsoft.com/office/word/2010/wordml" xmlns:wpg="http://schemas.microsoft.com/office/word/2010/wordprocessingGroup" xmlns:wpi="http://schemas.microsoft.com/office/word/2010/wordprocessingInk" xmlns:wne="http://schemas.microsoft.com/office/word/2006/wordml" xmlns:wps="http://schemas.microsoft.com/office/word/2010/wordprocessingShape" mc:Ignorable="w14 wp14">
   <w:body>
+    <w:p/>
+    <w:p/>
+    <w:p/>
+    <w:p/>
     <w:p>
+      <w:pPr>
+        <w:jc w:val="center"/>
+      </w:pPr>
       <w:r>
-        <w:br/>
-        <w:br/>
-        <w:br/>
-        <w:br/>
-        <w:br/>
+        <w:rPr>
+          <w:b/>
+          <w:color w:val="1A4BAD"/>
+          <w:sz w:val="64"/>
+        </w:rPr>
+        <w:t>DOSSIER D'ARCHITECTURE</w:t>
       </w:r>
     </w:p>
     <w:p>
@@ -17,11 +25,10 @@
       </w:pPr>
       <w:r>
         <w:rPr>
-          <w:b/>
-          <w:color w:val="1A4BAD"/>
-          <w:sz w:val="72"/>
+          <w:color w:val="10B981"/>
+          <w:sz w:val="28"/>
         </w:rPr>
-        <w:t>Dossier d'Architecture</w:t>
+        <w:t>____________________________________________________________</w:t>
       </w:r>
     </w:p>
     <w:p>
@@ -30,45 +37,234 @@
       </w:pPr>
       <w:r>
         <w:rPr>
-          <w:color w:val="646464"/>
-          <w:sz w:val="36"/>
+          <w:i/>
+          <w:color w:val="64748B"/>
+          <w:sz w:val="32"/>
         </w:rPr>
-        <w:t>Architecture Technique et Base de Données</w:t>
+        <w:t>Architecture Technique, Base de Donnees et Couches Applicatives</w:t>
+      </w:r>
+    </w:p>
+    <w:p/>
+    <w:p/>
+    <w:p/>
+    <w:p/>
+    <w:p/>
+    <w:p/>
+    <w:p/>
+    <w:p/>
+    <w:tbl>
+      <w:tblPr>
+        <w:tblW w:type="auto" w:w="0"/>
+        <w:jc w:val="right"/>
+        <w:tblLook w:firstColumn="1" w:firstRow="1" w:lastColumn="0" w:lastRow="0" w:noHBand="0" w:noVBand="1" w:val="04A0"/>
+      </w:tblPr>
+      <w:tblGrid>
+        <w:gridCol w:w="4320"/>
+        <w:gridCol w:w="4320"/>
+      </w:tblGrid>
+      <w:tr>
+        <w:tc>
+          <w:tcPr>
+            <w:tcW w:type="dxa" w:w="4320"/>
+          </w:tcPr>
+          <w:p>
+            <w:r>
+              <w:rPr>
+                <w:b/>
+                <w:color w:val="64748B"/>
+                <w:sz w:val="20"/>
+              </w:rPr>
+              <w:t>Projet</w:t>
+            </w:r>
+          </w:p>
+        </w:tc>
+        <w:tc>
+          <w:tcPr>
+            <w:tcW w:type="dxa" w:w="4320"/>
+          </w:tcPr>
+          <w:p>
+            <w:r>
+              <w:rPr>
+                <w:color w:val="1E293B"/>
+                <w:sz w:val="20"/>
+              </w:rPr>
+              <w:t>UniGames - Plateforme de Gestion de Competitions Universitaires</w:t>
+            </w:r>
+          </w:p>
+        </w:tc>
+      </w:tr>
+      <w:tr>
+        <w:tc>
+          <w:tcPr>
+            <w:tcW w:type="dxa" w:w="4320"/>
+          </w:tcPr>
+          <w:p>
+            <w:r>
+              <w:rPr>
+                <w:b/>
+                <w:color w:val="64748B"/>
+                <w:sz w:val="20"/>
+              </w:rPr>
+              <w:t>Client</w:t>
+            </w:r>
+          </w:p>
+        </w:tc>
+        <w:tc>
+          <w:tcPr>
+            <w:tcW w:type="dxa" w:w="4320"/>
+          </w:tcPr>
+          <w:p>
+            <w:r>
+              <w:rPr>
+                <w:color w:val="1E293B"/>
+                <w:sz w:val="20"/>
+              </w:rPr>
+              <w:t>Direction des Sports Universitaires de Guinee</w:t>
+            </w:r>
+          </w:p>
+        </w:tc>
+      </w:tr>
+      <w:tr>
+        <w:tc>
+          <w:tcPr>
+            <w:tcW w:type="dxa" w:w="4320"/>
+          </w:tcPr>
+          <w:p>
+            <w:r>
+              <w:rPr>
+                <w:b/>
+                <w:color w:val="64748B"/>
+                <w:sz w:val="20"/>
+              </w:rPr>
+              <w:t>Version</w:t>
+            </w:r>
+          </w:p>
+        </w:tc>
+        <w:tc>
+          <w:tcPr>
+            <w:tcW w:type="dxa" w:w="4320"/>
+          </w:tcPr>
+          <w:p>
+            <w:r>
+              <w:rPr>
+                <w:color w:val="1E293B"/>
+                <w:sz w:val="20"/>
+              </w:rPr>
+              <w:t>2.0</w:t>
+            </w:r>
+          </w:p>
+        </w:tc>
+      </w:tr>
+      <w:tr>
+        <w:tc>
+          <w:tcPr>
+            <w:tcW w:type="dxa" w:w="4320"/>
+          </w:tcPr>
+          <w:p>
+            <w:r>
+              <w:rPr>
+                <w:b/>
+                <w:color w:val="64748B"/>
+                <w:sz w:val="20"/>
+              </w:rPr>
+              <w:t>Date</w:t>
+            </w:r>
+          </w:p>
+        </w:tc>
+        <w:tc>
+          <w:tcPr>
+            <w:tcW w:type="dxa" w:w="4320"/>
+          </w:tcPr>
+          <w:p>
+            <w:r>
+              <w:rPr>
+                <w:color w:val="1E293B"/>
+                <w:sz w:val="20"/>
+              </w:rPr>
+              <w:t>Juin 2026</w:t>
+            </w:r>
+          </w:p>
+        </w:tc>
+      </w:tr>
+      <w:tr>
+        <w:tc>
+          <w:tcPr>
+            <w:tcW w:type="dxa" w:w="4320"/>
+          </w:tcPr>
+          <w:p>
+            <w:r>
+              <w:rPr>
+                <w:b/>
+                <w:color w:val="64748B"/>
+                <w:sz w:val="20"/>
+              </w:rPr>
+              <w:t>Auteur</w:t>
+            </w:r>
+          </w:p>
+        </w:tc>
+        <w:tc>
+          <w:tcPr>
+            <w:tcW w:type="dxa" w:w="4320"/>
+          </w:tcPr>
+          <w:p>
+            <w:r>
+              <w:rPr>
+                <w:color w:val="1E293B"/>
+                <w:sz w:val="20"/>
+              </w:rPr>
+              <w:t>Equipe de Developpement UniGames</w:t>
+            </w:r>
+          </w:p>
+        </w:tc>
+      </w:tr>
+      <w:tr>
+        <w:tc>
+          <w:tcPr>
+            <w:tcW w:type="dxa" w:w="4320"/>
+          </w:tcPr>
+          <w:p>
+            <w:r>
+              <w:rPr>
+                <w:b/>
+                <w:color w:val="64748B"/>
+                <w:sz w:val="20"/>
+              </w:rPr>
+              <w:t>Statut</w:t>
+            </w:r>
+          </w:p>
+        </w:tc>
+        <w:tc>
+          <w:tcPr>
+            <w:tcW w:type="dxa" w:w="4320"/>
+          </w:tcPr>
+          <w:p>
+            <w:r>
+              <w:rPr>
+                <w:color w:val="1E293B"/>
+                <w:sz w:val="20"/>
+              </w:rPr>
+              <w:t>Document Final - Valide</w:t>
+            </w:r>
+          </w:p>
+        </w:tc>
+      </w:tr>
+    </w:tbl>
+    <w:p>
+      <w:r>
+        <w:br w:type="page"/>
+      </w:r>
+    </w:p>
+    <w:p>
+      <w:pPr>
+        <w:pStyle w:val="Heading1"/>
+      </w:pPr>
+      <w:r>
+        <w:t>Table des Matieres</w:t>
       </w:r>
     </w:p>
     <w:p>
       <w:r>
-        <w:br/>
-        <w:br/>
-        <w:br/>
-        <w:br/>
-        <w:br/>
-        <w:br/>
-        <w:br/>
-        <w:br/>
-        <w:br/>
-        <w:br/>
-        <w:br/>
-        <w:br/>
-        <w:br/>
-        <w:br/>
-        <w:br/>
-      </w:r>
-    </w:p>
-    <w:p>
-      <w:pPr>
-        <w:jc w:val="right"/>
-      </w:pPr>
-      <w:r>
-        <w:rPr>
-          <w:color w:val="505050"/>
-          <w:sz w:val="24"/>
-        </w:rPr>
-        <w:t>Projet : UniGames</w:t>
-        <w:br/>
-        <w:t>Date : Juin 2026</w:t>
-        <w:br/>
-        <w:t>Version : 1.0</w:t>
+        <w:t>(A generer automatiquement via Word : References &gt; Table des matieres)</w:t>
       </w:r>
     </w:p>
     <w:p>
@@ -81,22 +277,128 @@
         <w:pStyle w:val="Heading1"/>
       </w:pPr>
       <w:r>
-        <w:t>1. Choix Technologiques</w:t>
+        <w:t>1. Vue d'Ensemble de l'Architecture</w:t>
+      </w:r>
+    </w:p>
+    <w:p>
+      <w:pPr>
+        <w:pStyle w:val="Heading2"/>
+      </w:pPr>
+      <w:r>
+        <w:t>1.1. Patron Architectural : MVC (Model-View-Controller)</w:t>
       </w:r>
     </w:p>
     <w:p>
       <w:r>
-        <w:t>Framework Backend : Laravel (PHP 8.4)</w:t>
+        <w:t>UniGames adopte le patron MVC impose par le framework Laravel. Ce patron separe strictement les responsabilites en trois couches :</w:t>
       </w:r>
     </w:p>
     <w:p>
       <w:r>
-        <w:t>Base de Données : MySQL</w:t>
+        <w:rPr>
+          <w:b/>
+          <w:color w:val="1E293B"/>
+        </w:rPr>
+        <w:t xml:space="preserve">Modele (Model) : </w:t>
+      </w:r>
+      <w:r>
+        <w:rPr>
+          <w:color w:val="64748B"/>
+        </w:rPr>
+        <w:t>Represente les entites metier et encapsule la logique d'acces aux donnees. Chaque modele Eloquent correspond a une table de la base de donnees et definit les relations, les accesseurs calcules (ex: points, victoires) et les regles de validation.</w:t>
       </w:r>
     </w:p>
     <w:p>
       <w:r>
-        <w:t>Frontend : Blade Templating, Alpine.js (pour la réactivité côté client), et Tailwind CSS (pour le design)</w:t>
+        <w:rPr>
+          <w:b/>
+          <w:color w:val="1E293B"/>
+        </w:rPr>
+        <w:t xml:space="preserve">Vue (View) : </w:t>
+      </w:r>
+      <w:r>
+        <w:rPr>
+          <w:color w:val="64748B"/>
+        </w:rPr>
+        <w:t>Les templates Blade (.blade.php) generent le HTML envoye au navigateur. Ils utilisent le systeme de composants de Laravel (x-app-layout, x-sidebar, x-topbar) pour garantir la coherence visuelle sur toutes les pages.</w:t>
+      </w:r>
+    </w:p>
+    <w:p>
+      <w:r>
+        <w:rPr>
+          <w:b/>
+          <w:color w:val="1E293B"/>
+        </w:rPr>
+        <w:t xml:space="preserve">Controleur (Controller) : </w:t>
+      </w:r>
+      <w:r>
+        <w:rPr>
+          <w:color w:val="64748B"/>
+        </w:rPr>
+        <w:t>Les controleurs orchestrent le flux applicatif : reception des requetes HTTP, validation des donnees, appel aux modeles, preparation des donnees et retour de la vue appropriee.</w:t>
+      </w:r>
+    </w:p>
+    <w:p>
+      <w:pPr>
+        <w:pStyle w:val="Heading2"/>
+      </w:pPr>
+      <w:r>
+        <w:t>1.2. Diagramme d'Architecture en Couches</w:t>
+      </w:r>
+    </w:p>
+    <w:p>
+      <w:r>
+        <w:t>[Navigateur] &lt;-&gt; [Vite/HMR] &lt;-&gt; [Blade + Alpine.js + Tailwind CSS]</w:t>
+      </w:r>
+    </w:p>
+    <w:p>
+      <w:r>
+        <w:t xml:space="preserve">                                      |</w:t>
+      </w:r>
+    </w:p>
+    <w:p>
+      <w:r>
+        <w:t xml:space="preserve">                               [Routes (web.php)]</w:t>
+      </w:r>
+    </w:p>
+    <w:p>
+      <w:r>
+        <w:t xml:space="preserve">                                      |</w:t>
+      </w:r>
+    </w:p>
+    <w:p>
+      <w:r>
+        <w:t xml:space="preserve">                         [Middlewares (auth, admin, can.manage)]</w:t>
+      </w:r>
+    </w:p>
+    <w:p>
+      <w:r>
+        <w:t xml:space="preserve">                                      |</w:t>
+      </w:r>
+    </w:p>
+    <w:p>
+      <w:r>
+        <w:t xml:space="preserve">                             [Controllers Laravel]</w:t>
+      </w:r>
+    </w:p>
+    <w:p>
+      <w:r>
+        <w:t xml:space="preserve">                                      |</w:t>
+      </w:r>
+    </w:p>
+    <w:p>
+      <w:r>
+        <w:t xml:space="preserve">                          [Models Eloquent + Relations]</w:t>
+      </w:r>
+    </w:p>
+    <w:p>
+      <w:r>
+        <w:t xml:space="preserve">                                      |</w:t>
+      </w:r>
+    </w:p>
+    <w:p>
+      <w:r>
+        <w:t xml:space="preserve">                               [MySQL Database]</w:t>
       </w:r>
     </w:p>
     <w:p>
@@ -104,12 +406,5569 @@
         <w:pStyle w:val="Heading1"/>
       </w:pPr>
       <w:r>
-        <w:t>2. Modèle de Données (MCD)</w:t>
+        <w:t>2. Couche Modele (Eloquent ORM)</w:t>
+      </w:r>
+    </w:p>
+    <w:p>
+      <w:pPr>
+        <w:pStyle w:val="Heading2"/>
+      </w:pPr>
+      <w:r>
+        <w:t>2.1. Inventaire des Modeles</w:t>
+      </w:r>
+    </w:p>
+    <w:tbl>
+      <w:tblPr>
+        <w:tblStyle w:val="TableGrid"/>
+        <w:tblW w:type="auto" w:w="0"/>
+        <w:jc w:val="center"/>
+        <w:tblLook w:firstColumn="1" w:firstRow="1" w:lastColumn="0" w:lastRow="0" w:noHBand="0" w:noVBand="1" w:val="04A0"/>
+      </w:tblPr>
+      <w:tblGrid>
+        <w:gridCol w:w="2160"/>
+        <w:gridCol w:w="2160"/>
+        <w:gridCol w:w="2160"/>
+        <w:gridCol w:w="2160"/>
+      </w:tblGrid>
+      <w:tr>
+        <w:tc>
+          <w:tcPr>
+            <w:tcW w:type="dxa" w:w="2160"/>
+            <w:shd w:fill="1A4BAD" w:val="clear"/>
+          </w:tcPr>
+          <w:p>
+            <w:pPr>
+              <w:jc w:val="center"/>
+            </w:pPr>
+            <w:r>
+              <w:rPr>
+                <w:b/>
+                <w:color w:val="FFFFFF"/>
+                <w:sz w:val="20"/>
+              </w:rPr>
+              <w:t>Modele</w:t>
+            </w:r>
+          </w:p>
+        </w:tc>
+        <w:tc>
+          <w:tcPr>
+            <w:tcW w:type="dxa" w:w="2160"/>
+            <w:shd w:fill="1A4BAD" w:val="clear"/>
+          </w:tcPr>
+          <w:p>
+            <w:pPr>
+              <w:jc w:val="center"/>
+            </w:pPr>
+            <w:r>
+              <w:rPr>
+                <w:b/>
+                <w:color w:val="FFFFFF"/>
+                <w:sz w:val="20"/>
+              </w:rPr>
+              <w:t>Table</w:t>
+            </w:r>
+          </w:p>
+        </w:tc>
+        <w:tc>
+          <w:tcPr>
+            <w:tcW w:type="dxa" w:w="2160"/>
+            <w:shd w:fill="1A4BAD" w:val="clear"/>
+          </w:tcPr>
+          <w:p>
+            <w:pPr>
+              <w:jc w:val="center"/>
+            </w:pPr>
+            <w:r>
+              <w:rPr>
+                <w:b/>
+                <w:color w:val="FFFFFF"/>
+                <w:sz w:val="20"/>
+              </w:rPr>
+              <w:t>Attributs Fillable</w:t>
+            </w:r>
+          </w:p>
+        </w:tc>
+        <w:tc>
+          <w:tcPr>
+            <w:tcW w:type="dxa" w:w="2160"/>
+            <w:shd w:fill="1A4BAD" w:val="clear"/>
+          </w:tcPr>
+          <w:p>
+            <w:pPr>
+              <w:jc w:val="center"/>
+            </w:pPr>
+            <w:r>
+              <w:rPr>
+                <w:b/>
+                <w:color w:val="FFFFFF"/>
+                <w:sz w:val="20"/>
+              </w:rPr>
+              <w:t>Relations</w:t>
+            </w:r>
+          </w:p>
+        </w:tc>
+      </w:tr>
+      <w:tr>
+        <w:tc>
+          <w:tcPr>
+            <w:tcW w:type="dxa" w:w="2160"/>
+          </w:tcPr>
+          <w:p>
+            <w:r>
+              <w:rPr>
+                <w:color w:val="1E293B"/>
+                <w:sz w:val="18"/>
+              </w:rPr>
+              <w:t>User</w:t>
+            </w:r>
+          </w:p>
+        </w:tc>
+        <w:tc>
+          <w:tcPr>
+            <w:tcW w:type="dxa" w:w="2160"/>
+          </w:tcPr>
+          <w:p>
+            <w:r>
+              <w:rPr>
+                <w:color w:val="1E293B"/>
+                <w:sz w:val="18"/>
+              </w:rPr>
+              <w:t>users</w:t>
+            </w:r>
+          </w:p>
+        </w:tc>
+        <w:tc>
+          <w:tcPr>
+            <w:tcW w:type="dxa" w:w="2160"/>
+          </w:tcPr>
+          <w:p>
+            <w:r>
+              <w:rPr>
+                <w:color w:val="1E293B"/>
+                <w:sz w:val="18"/>
+              </w:rPr>
+              <w:t>name, email, password, role</w:t>
+            </w:r>
+          </w:p>
+        </w:tc>
+        <w:tc>
+          <w:tcPr>
+            <w:tcW w:type="dxa" w:w="2160"/>
+          </w:tcPr>
+          <w:p>
+            <w:r>
+              <w:rPr>
+                <w:color w:val="1E293B"/>
+                <w:sz w:val="18"/>
+              </w:rPr>
+              <w:t>-</w:t>
+            </w:r>
+          </w:p>
+        </w:tc>
+      </w:tr>
+      <w:tr>
+        <w:tc>
+          <w:tcPr>
+            <w:tcW w:type="dxa" w:w="2160"/>
+            <w:shd w:fill="F1F5F9" w:val="clear"/>
+          </w:tcPr>
+          <w:p>
+            <w:r>
+              <w:rPr>
+                <w:color w:val="1E293B"/>
+                <w:sz w:val="18"/>
+              </w:rPr>
+              <w:t>Edition</w:t>
+            </w:r>
+          </w:p>
+        </w:tc>
+        <w:tc>
+          <w:tcPr>
+            <w:tcW w:type="dxa" w:w="2160"/>
+            <w:shd w:fill="F1F5F9" w:val="clear"/>
+          </w:tcPr>
+          <w:p>
+            <w:r>
+              <w:rPr>
+                <w:color w:val="1E293B"/>
+                <w:sz w:val="18"/>
+              </w:rPr>
+              <w:t>editions</w:t>
+            </w:r>
+          </w:p>
+        </w:tc>
+        <w:tc>
+          <w:tcPr>
+            <w:tcW w:type="dxa" w:w="2160"/>
+            <w:shd w:fill="F1F5F9" w:val="clear"/>
+          </w:tcPr>
+          <w:p>
+            <w:r>
+              <w:rPr>
+                <w:color w:val="1E293B"/>
+                <w:sz w:val="18"/>
+              </w:rPr>
+              <w:t>nom, date_debut, date_fin, lieu, description, statut</w:t>
+            </w:r>
+          </w:p>
+        </w:tc>
+        <w:tc>
+          <w:tcPr>
+            <w:tcW w:type="dxa" w:w="2160"/>
+            <w:shd w:fill="F1F5F9" w:val="clear"/>
+          </w:tcPr>
+          <w:p>
+            <w:r>
+              <w:rPr>
+                <w:color w:val="1E293B"/>
+                <w:sz w:val="18"/>
+              </w:rPr>
+              <w:t>hasMany: Equipe, Match_, Faculte</w:t>
+            </w:r>
+          </w:p>
+        </w:tc>
+      </w:tr>
+      <w:tr>
+        <w:tc>
+          <w:tcPr>
+            <w:tcW w:type="dxa" w:w="2160"/>
+          </w:tcPr>
+          <w:p>
+            <w:r>
+              <w:rPr>
+                <w:color w:val="1E293B"/>
+                <w:sz w:val="18"/>
+              </w:rPr>
+              <w:t>Faculte</w:t>
+            </w:r>
+          </w:p>
+        </w:tc>
+        <w:tc>
+          <w:tcPr>
+            <w:tcW w:type="dxa" w:w="2160"/>
+          </w:tcPr>
+          <w:p>
+            <w:r>
+              <w:rPr>
+                <w:color w:val="1E293B"/>
+                <w:sz w:val="18"/>
+              </w:rPr>
+              <w:t>facultes</w:t>
+            </w:r>
+          </w:p>
+        </w:tc>
+        <w:tc>
+          <w:tcPr>
+            <w:tcW w:type="dxa" w:w="2160"/>
+          </w:tcPr>
+          <w:p>
+            <w:r>
+              <w:rPr>
+                <w:color w:val="1E293B"/>
+                <w:sz w:val="18"/>
+              </w:rPr>
+              <w:t>nom, logo, couleur, edition_id</w:t>
+            </w:r>
+          </w:p>
+        </w:tc>
+        <w:tc>
+          <w:tcPr>
+            <w:tcW w:type="dxa" w:w="2160"/>
+          </w:tcPr>
+          <w:p>
+            <w:r>
+              <w:rPr>
+                <w:color w:val="1E293B"/>
+                <w:sz w:val="18"/>
+              </w:rPr>
+              <w:t>belongsTo: Edition | hasMany: Equipe</w:t>
+            </w:r>
+          </w:p>
+        </w:tc>
+      </w:tr>
+      <w:tr>
+        <w:tc>
+          <w:tcPr>
+            <w:tcW w:type="dxa" w:w="2160"/>
+            <w:shd w:fill="F1F5F9" w:val="clear"/>
+          </w:tcPr>
+          <w:p>
+            <w:r>
+              <w:rPr>
+                <w:color w:val="1E293B"/>
+                <w:sz w:val="18"/>
+              </w:rPr>
+              <w:t>Discipline</w:t>
+            </w:r>
+          </w:p>
+        </w:tc>
+        <w:tc>
+          <w:tcPr>
+            <w:tcW w:type="dxa" w:w="2160"/>
+            <w:shd w:fill="F1F5F9" w:val="clear"/>
+          </w:tcPr>
+          <w:p>
+            <w:r>
+              <w:rPr>
+                <w:color w:val="1E293B"/>
+                <w:sz w:val="18"/>
+              </w:rPr>
+              <w:t>disciplines</w:t>
+            </w:r>
+          </w:p>
+        </w:tc>
+        <w:tc>
+          <w:tcPr>
+            <w:tcW w:type="dxa" w:w="2160"/>
+            <w:shd w:fill="F1F5F9" w:val="clear"/>
+          </w:tcPr>
+          <w:p>
+            <w:r>
+              <w:rPr>
+                <w:color w:val="1E293B"/>
+                <w:sz w:val="18"/>
+              </w:rPr>
+              <w:t>nom, type, nb_joueurs</w:t>
+            </w:r>
+          </w:p>
+        </w:tc>
+        <w:tc>
+          <w:tcPr>
+            <w:tcW w:type="dxa" w:w="2160"/>
+            <w:shd w:fill="F1F5F9" w:val="clear"/>
+          </w:tcPr>
+          <w:p>
+            <w:r>
+              <w:rPr>
+                <w:color w:val="1E293B"/>
+                <w:sz w:val="18"/>
+              </w:rPr>
+              <w:t>hasMany: Equipe, Match_</w:t>
+            </w:r>
+          </w:p>
+        </w:tc>
+      </w:tr>
+      <w:tr>
+        <w:tc>
+          <w:tcPr>
+            <w:tcW w:type="dxa" w:w="2160"/>
+          </w:tcPr>
+          <w:p>
+            <w:r>
+              <w:rPr>
+                <w:color w:val="1E293B"/>
+                <w:sz w:val="18"/>
+              </w:rPr>
+              <w:t>Equipe</w:t>
+            </w:r>
+          </w:p>
+        </w:tc>
+        <w:tc>
+          <w:tcPr>
+            <w:tcW w:type="dxa" w:w="2160"/>
+          </w:tcPr>
+          <w:p>
+            <w:r>
+              <w:rPr>
+                <w:color w:val="1E293B"/>
+                <w:sz w:val="18"/>
+              </w:rPr>
+              <w:t>equipes</w:t>
+            </w:r>
+          </w:p>
+        </w:tc>
+        <w:tc>
+          <w:tcPr>
+            <w:tcW w:type="dxa" w:w="2160"/>
+          </w:tcPr>
+          <w:p>
+            <w:r>
+              <w:rPr>
+                <w:color w:val="1E293B"/>
+                <w:sz w:val="18"/>
+              </w:rPr>
+              <w:t>nom, faculte_id, discipline_id, edition_id</w:t>
+            </w:r>
+          </w:p>
+        </w:tc>
+        <w:tc>
+          <w:tcPr>
+            <w:tcW w:type="dxa" w:w="2160"/>
+          </w:tcPr>
+          <w:p>
+            <w:r>
+              <w:rPr>
+                <w:color w:val="1E293B"/>
+                <w:sz w:val="18"/>
+              </w:rPr>
+              <w:t>belongsTo: Faculte, Discipline, Edition | hasMany: Joueur, Match_</w:t>
+            </w:r>
+          </w:p>
+        </w:tc>
+      </w:tr>
+      <w:tr>
+        <w:tc>
+          <w:tcPr>
+            <w:tcW w:type="dxa" w:w="2160"/>
+            <w:shd w:fill="F1F5F9" w:val="clear"/>
+          </w:tcPr>
+          <w:p>
+            <w:r>
+              <w:rPr>
+                <w:color w:val="1E293B"/>
+                <w:sz w:val="18"/>
+              </w:rPr>
+              <w:t>Joueur</w:t>
+            </w:r>
+          </w:p>
+        </w:tc>
+        <w:tc>
+          <w:tcPr>
+            <w:tcW w:type="dxa" w:w="2160"/>
+            <w:shd w:fill="F1F5F9" w:val="clear"/>
+          </w:tcPr>
+          <w:p>
+            <w:r>
+              <w:rPr>
+                <w:color w:val="1E293B"/>
+                <w:sz w:val="18"/>
+              </w:rPr>
+              <w:t>joueurs</w:t>
+            </w:r>
+          </w:p>
+        </w:tc>
+        <w:tc>
+          <w:tcPr>
+            <w:tcW w:type="dxa" w:w="2160"/>
+            <w:shd w:fill="F1F5F9" w:val="clear"/>
+          </w:tcPr>
+          <w:p>
+            <w:r>
+              <w:rPr>
+                <w:color w:val="1E293B"/>
+                <w:sz w:val="18"/>
+              </w:rPr>
+              <w:t>nom, prenom, sexe, equipe_id, numero_maillot, buts</w:t>
+            </w:r>
+          </w:p>
+        </w:tc>
+        <w:tc>
+          <w:tcPr>
+            <w:tcW w:type="dxa" w:w="2160"/>
+            <w:shd w:fill="F1F5F9" w:val="clear"/>
+          </w:tcPr>
+          <w:p>
+            <w:r>
+              <w:rPr>
+                <w:color w:val="1E293B"/>
+                <w:sz w:val="18"/>
+              </w:rPr>
+              <w:t>belongsTo: Equipe</w:t>
+            </w:r>
+          </w:p>
+        </w:tc>
+      </w:tr>
+      <w:tr>
+        <w:tc>
+          <w:tcPr>
+            <w:tcW w:type="dxa" w:w="2160"/>
+          </w:tcPr>
+          <w:p>
+            <w:r>
+              <w:rPr>
+                <w:color w:val="1E293B"/>
+                <w:sz w:val="18"/>
+              </w:rPr>
+              <w:t>Match_</w:t>
+            </w:r>
+          </w:p>
+        </w:tc>
+        <w:tc>
+          <w:tcPr>
+            <w:tcW w:type="dxa" w:w="2160"/>
+          </w:tcPr>
+          <w:p>
+            <w:r>
+              <w:rPr>
+                <w:color w:val="1E293B"/>
+                <w:sz w:val="18"/>
+              </w:rPr>
+              <w:t>matchs</w:t>
+            </w:r>
+          </w:p>
+        </w:tc>
+        <w:tc>
+          <w:tcPr>
+            <w:tcW w:type="dxa" w:w="2160"/>
+          </w:tcPr>
+          <w:p>
+            <w:r>
+              <w:rPr>
+                <w:color w:val="1E293B"/>
+                <w:sz w:val="18"/>
+              </w:rPr>
+              <w:t>equipe_a_id, equipe_b_id, discipline_id, edition_id, date_match, lieu, phase, score_a, score_b, statut, buteurs</w:t>
+            </w:r>
+          </w:p>
+        </w:tc>
+        <w:tc>
+          <w:tcPr>
+            <w:tcW w:type="dxa" w:w="2160"/>
+          </w:tcPr>
+          <w:p>
+            <w:r>
+              <w:rPr>
+                <w:color w:val="1E293B"/>
+                <w:sz w:val="18"/>
+              </w:rPr>
+              <w:t>belongsTo: Equipe (x2), Discipline, Edition</w:t>
+            </w:r>
+          </w:p>
+        </w:tc>
+      </w:tr>
+    </w:tbl>
+    <w:p/>
+    <w:p>
+      <w:pPr>
+        <w:pStyle w:val="Heading2"/>
+      </w:pPr>
+      <w:r>
+        <w:t>2.2. Accesseurs Calcules (Modele Equipe)</w:t>
       </w:r>
     </w:p>
     <w:p>
       <w:r>
-        <w:t>Le modèle relationnel s'articule autour des tables suivantes :</w:t>
+        <w:t>Le modele Equipe implemente des accesseurs Eloquent qui calculent dynamiquement les statistiques de performance a partir des matchs joues :</w:t>
+      </w:r>
+    </w:p>
+    <w:tbl>
+      <w:tblPr>
+        <w:tblStyle w:val="TableGrid"/>
+        <w:tblW w:type="auto" w:w="0"/>
+        <w:jc w:val="center"/>
+        <w:tblLook w:firstColumn="1" w:firstRow="1" w:lastColumn="0" w:lastRow="0" w:noHBand="0" w:noVBand="1" w:val="04A0"/>
+      </w:tblPr>
+      <w:tblGrid>
+        <w:gridCol w:w="2880"/>
+        <w:gridCol w:w="2880"/>
+        <w:gridCol w:w="2880"/>
+      </w:tblGrid>
+      <w:tr>
+        <w:tc>
+          <w:tcPr>
+            <w:tcW w:type="dxa" w:w="2880"/>
+            <w:shd w:fill="1A4BAD" w:val="clear"/>
+          </w:tcPr>
+          <w:p>
+            <w:pPr>
+              <w:jc w:val="center"/>
+            </w:pPr>
+            <w:r>
+              <w:rPr>
+                <w:b/>
+                <w:color w:val="FFFFFF"/>
+                <w:sz w:val="20"/>
+              </w:rPr>
+              <w:t>Accesseur</w:t>
+            </w:r>
+          </w:p>
+        </w:tc>
+        <w:tc>
+          <w:tcPr>
+            <w:tcW w:type="dxa" w:w="2880"/>
+            <w:shd w:fill="1A4BAD" w:val="clear"/>
+          </w:tcPr>
+          <w:p>
+            <w:pPr>
+              <w:jc w:val="center"/>
+            </w:pPr>
+            <w:r>
+              <w:rPr>
+                <w:b/>
+                <w:color w:val="FFFFFF"/>
+                <w:sz w:val="20"/>
+              </w:rPr>
+              <w:t>Formule</w:t>
+            </w:r>
+          </w:p>
+        </w:tc>
+        <w:tc>
+          <w:tcPr>
+            <w:tcW w:type="dxa" w:w="2880"/>
+            <w:shd w:fill="1A4BAD" w:val="clear"/>
+          </w:tcPr>
+          <w:p>
+            <w:pPr>
+              <w:jc w:val="center"/>
+            </w:pPr>
+            <w:r>
+              <w:rPr>
+                <w:b/>
+                <w:color w:val="FFFFFF"/>
+                <w:sz w:val="20"/>
+              </w:rPr>
+              <w:t>Description</w:t>
+            </w:r>
+          </w:p>
+        </w:tc>
+      </w:tr>
+      <w:tr>
+        <w:tc>
+          <w:tcPr>
+            <w:tcW w:type="dxa" w:w="2880"/>
+          </w:tcPr>
+          <w:p>
+            <w:r>
+              <w:rPr>
+                <w:color w:val="1E293B"/>
+                <w:sz w:val="18"/>
+              </w:rPr>
+              <w:t>getPointsAttribute()</w:t>
+            </w:r>
+          </w:p>
+        </w:tc>
+        <w:tc>
+          <w:tcPr>
+            <w:tcW w:type="dxa" w:w="2880"/>
+          </w:tcPr>
+          <w:p>
+            <w:r>
+              <w:rPr>
+                <w:color w:val="1E293B"/>
+                <w:sz w:val="18"/>
+              </w:rPr>
+              <w:t>V*3 + N*1</w:t>
+            </w:r>
+          </w:p>
+        </w:tc>
+        <w:tc>
+          <w:tcPr>
+            <w:tcW w:type="dxa" w:w="2880"/>
+          </w:tcPr>
+          <w:p>
+            <w:r>
+              <w:rPr>
+                <w:color w:val="1E293B"/>
+                <w:sz w:val="18"/>
+              </w:rPr>
+              <w:t>Total des points cumules</w:t>
+            </w:r>
+          </w:p>
+        </w:tc>
+      </w:tr>
+      <w:tr>
+        <w:tc>
+          <w:tcPr>
+            <w:tcW w:type="dxa" w:w="2880"/>
+            <w:shd w:fill="F1F5F9" w:val="clear"/>
+          </w:tcPr>
+          <w:p>
+            <w:r>
+              <w:rPr>
+                <w:color w:val="1E293B"/>
+                <w:sz w:val="18"/>
+              </w:rPr>
+              <w:t>getMatchsJouesAttribute()</w:t>
+            </w:r>
+          </w:p>
+        </w:tc>
+        <w:tc>
+          <w:tcPr>
+            <w:tcW w:type="dxa" w:w="2880"/>
+            <w:shd w:fill="F1F5F9" w:val="clear"/>
+          </w:tcPr>
+          <w:p>
+            <w:r>
+              <w:rPr>
+                <w:color w:val="1E293B"/>
+                <w:sz w:val="18"/>
+              </w:rPr>
+              <w:t>COUNT(matchs WHERE statut=joue)</w:t>
+            </w:r>
+          </w:p>
+        </w:tc>
+        <w:tc>
+          <w:tcPr>
+            <w:tcW w:type="dxa" w:w="2880"/>
+            <w:shd w:fill="F1F5F9" w:val="clear"/>
+          </w:tcPr>
+          <w:p>
+            <w:r>
+              <w:rPr>
+                <w:color w:val="1E293B"/>
+                <w:sz w:val="18"/>
+              </w:rPr>
+              <w:t>Nombre de matchs termines</w:t>
+            </w:r>
+          </w:p>
+        </w:tc>
+      </w:tr>
+      <w:tr>
+        <w:tc>
+          <w:tcPr>
+            <w:tcW w:type="dxa" w:w="2880"/>
+          </w:tcPr>
+          <w:p>
+            <w:r>
+              <w:rPr>
+                <w:color w:val="1E293B"/>
+                <w:sz w:val="18"/>
+              </w:rPr>
+              <w:t>getVictoiresAttribute()</w:t>
+            </w:r>
+          </w:p>
+        </w:tc>
+        <w:tc>
+          <w:tcPr>
+            <w:tcW w:type="dxa" w:w="2880"/>
+          </w:tcPr>
+          <w:p>
+            <w:r>
+              <w:rPr>
+                <w:color w:val="1E293B"/>
+                <w:sz w:val="18"/>
+              </w:rPr>
+              <w:t>COUNT(matchs WHERE score_equipe &gt; score_adverse)</w:t>
+            </w:r>
+          </w:p>
+        </w:tc>
+        <w:tc>
+          <w:tcPr>
+            <w:tcW w:type="dxa" w:w="2880"/>
+          </w:tcPr>
+          <w:p>
+            <w:r>
+              <w:rPr>
+                <w:color w:val="1E293B"/>
+                <w:sz w:val="18"/>
+              </w:rPr>
+              <w:t>Nombre de victoires</w:t>
+            </w:r>
+          </w:p>
+        </w:tc>
+      </w:tr>
+      <w:tr>
+        <w:tc>
+          <w:tcPr>
+            <w:tcW w:type="dxa" w:w="2880"/>
+            <w:shd w:fill="F1F5F9" w:val="clear"/>
+          </w:tcPr>
+          <w:p>
+            <w:r>
+              <w:rPr>
+                <w:color w:val="1E293B"/>
+                <w:sz w:val="18"/>
+              </w:rPr>
+              <w:t>getNulsAttribute()</w:t>
+            </w:r>
+          </w:p>
+        </w:tc>
+        <w:tc>
+          <w:tcPr>
+            <w:tcW w:type="dxa" w:w="2880"/>
+            <w:shd w:fill="F1F5F9" w:val="clear"/>
+          </w:tcPr>
+          <w:p>
+            <w:r>
+              <w:rPr>
+                <w:color w:val="1E293B"/>
+                <w:sz w:val="18"/>
+              </w:rPr>
+              <w:t>COUNT(matchs WHERE score_a = score_b)</w:t>
+            </w:r>
+          </w:p>
+        </w:tc>
+        <w:tc>
+          <w:tcPr>
+            <w:tcW w:type="dxa" w:w="2880"/>
+            <w:shd w:fill="F1F5F9" w:val="clear"/>
+          </w:tcPr>
+          <w:p>
+            <w:r>
+              <w:rPr>
+                <w:color w:val="1E293B"/>
+                <w:sz w:val="18"/>
+              </w:rPr>
+              <w:t>Nombre de matchs nuls</w:t>
+            </w:r>
+          </w:p>
+        </w:tc>
+      </w:tr>
+      <w:tr>
+        <w:tc>
+          <w:tcPr>
+            <w:tcW w:type="dxa" w:w="2880"/>
+          </w:tcPr>
+          <w:p>
+            <w:r>
+              <w:rPr>
+                <w:color w:val="1E293B"/>
+                <w:sz w:val="18"/>
+              </w:rPr>
+              <w:t>getDefaitesAttribute()</w:t>
+            </w:r>
+          </w:p>
+        </w:tc>
+        <w:tc>
+          <w:tcPr>
+            <w:tcW w:type="dxa" w:w="2880"/>
+          </w:tcPr>
+          <w:p>
+            <w:r>
+              <w:rPr>
+                <w:color w:val="1E293B"/>
+                <w:sz w:val="18"/>
+              </w:rPr>
+              <w:t>COUNT(matchs WHERE score_equipe &lt; score_adverse)</w:t>
+            </w:r>
+          </w:p>
+        </w:tc>
+        <w:tc>
+          <w:tcPr>
+            <w:tcW w:type="dxa" w:w="2880"/>
+          </w:tcPr>
+          <w:p>
+            <w:r>
+              <w:rPr>
+                <w:color w:val="1E293B"/>
+                <w:sz w:val="18"/>
+              </w:rPr>
+              <w:t>Nombre de defaites</w:t>
+            </w:r>
+          </w:p>
+        </w:tc>
+      </w:tr>
+      <w:tr>
+        <w:tc>
+          <w:tcPr>
+            <w:tcW w:type="dxa" w:w="2880"/>
+            <w:shd w:fill="F1F5F9" w:val="clear"/>
+          </w:tcPr>
+          <w:p>
+            <w:r>
+              <w:rPr>
+                <w:color w:val="1E293B"/>
+                <w:sz w:val="18"/>
+              </w:rPr>
+              <w:t>getButsMarquesAttribute()</w:t>
+            </w:r>
+          </w:p>
+        </w:tc>
+        <w:tc>
+          <w:tcPr>
+            <w:tcW w:type="dxa" w:w="2880"/>
+            <w:shd w:fill="F1F5F9" w:val="clear"/>
+          </w:tcPr>
+          <w:p>
+            <w:r>
+              <w:rPr>
+                <w:color w:val="1E293B"/>
+                <w:sz w:val="18"/>
+              </w:rPr>
+              <w:t>SUM(scores de l'equipe)</w:t>
+            </w:r>
+          </w:p>
+        </w:tc>
+        <w:tc>
+          <w:tcPr>
+            <w:tcW w:type="dxa" w:w="2880"/>
+            <w:shd w:fill="F1F5F9" w:val="clear"/>
+          </w:tcPr>
+          <w:p>
+            <w:r>
+              <w:rPr>
+                <w:color w:val="1E293B"/>
+                <w:sz w:val="18"/>
+              </w:rPr>
+              <w:t>Total des buts inscrits</w:t>
+            </w:r>
+          </w:p>
+        </w:tc>
+      </w:tr>
+      <w:tr>
+        <w:tc>
+          <w:tcPr>
+            <w:tcW w:type="dxa" w:w="2880"/>
+          </w:tcPr>
+          <w:p>
+            <w:r>
+              <w:rPr>
+                <w:color w:val="1E293B"/>
+                <w:sz w:val="18"/>
+              </w:rPr>
+              <w:t>getButsEncaissesAttribute()</w:t>
+            </w:r>
+          </w:p>
+        </w:tc>
+        <w:tc>
+          <w:tcPr>
+            <w:tcW w:type="dxa" w:w="2880"/>
+          </w:tcPr>
+          <w:p>
+            <w:r>
+              <w:rPr>
+                <w:color w:val="1E293B"/>
+                <w:sz w:val="18"/>
+              </w:rPr>
+              <w:t>SUM(scores adverses)</w:t>
+            </w:r>
+          </w:p>
+        </w:tc>
+        <w:tc>
+          <w:tcPr>
+            <w:tcW w:type="dxa" w:w="2880"/>
+          </w:tcPr>
+          <w:p>
+            <w:r>
+              <w:rPr>
+                <w:color w:val="1E293B"/>
+                <w:sz w:val="18"/>
+              </w:rPr>
+              <w:t>Total des buts encaisses</w:t>
+            </w:r>
+          </w:p>
+        </w:tc>
+      </w:tr>
+      <w:tr>
+        <w:tc>
+          <w:tcPr>
+            <w:tcW w:type="dxa" w:w="2880"/>
+            <w:shd w:fill="F1F5F9" w:val="clear"/>
+          </w:tcPr>
+          <w:p>
+            <w:r>
+              <w:rPr>
+                <w:color w:val="1E293B"/>
+                <w:sz w:val="18"/>
+              </w:rPr>
+              <w:t>getDifferenceButs()</w:t>
+            </w:r>
+          </w:p>
+        </w:tc>
+        <w:tc>
+          <w:tcPr>
+            <w:tcW w:type="dxa" w:w="2880"/>
+            <w:shd w:fill="F1F5F9" w:val="clear"/>
+          </w:tcPr>
+          <w:p>
+            <w:r>
+              <w:rPr>
+                <w:color w:val="1E293B"/>
+                <w:sz w:val="18"/>
+              </w:rPr>
+              <w:t>buts_marques - buts_encaisses</w:t>
+            </w:r>
+          </w:p>
+        </w:tc>
+        <w:tc>
+          <w:tcPr>
+            <w:tcW w:type="dxa" w:w="2880"/>
+            <w:shd w:fill="F1F5F9" w:val="clear"/>
+          </w:tcPr>
+          <w:p>
+            <w:r>
+              <w:rPr>
+                <w:color w:val="1E293B"/>
+                <w:sz w:val="18"/>
+              </w:rPr>
+              <w:t>Difference de buts</w:t>
+            </w:r>
+          </w:p>
+        </w:tc>
+      </w:tr>
+    </w:tbl>
+    <w:p/>
+    <w:p>
+      <w:pPr>
+        <w:pStyle w:val="Heading2"/>
+      </w:pPr>
+      <w:r>
+        <w:t>2.3. Particularite : Modele Match_</w:t>
+      </w:r>
+    </w:p>
+    <w:p>
+      <w:r>
+        <w:t>Le mot 'match' etant reserve en PHP, le modele est nomme Match_ (avec underscore). La propriete $table est explicitement definie a 'matchs' pour eviter toute ambiguite.</w:t>
+      </w:r>
+    </w:p>
+    <w:p>
+      <w:r>
+        <w:t>Le champ 'buteurs' utilise un cast JSON (array) pour stocker la structure suivante :</w:t>
+      </w:r>
+    </w:p>
+    <w:p>
+      <w:r>
+        <w:t>{ "equipe_a": [{"id": 45, "nb_buts": 2}, {"id": 48, "nb_buts": 1}], "equipe_b": [{"id": 62, "nb_buts": 1}] }</w:t>
+      </w:r>
+    </w:p>
+    <w:p>
+      <w:pPr>
+        <w:pStyle w:val="Heading1"/>
+      </w:pPr>
+      <w:r>
+        <w:t>3. Base de Donnees (MySQL)</w:t>
+      </w:r>
+    </w:p>
+    <w:p>
+      <w:pPr>
+        <w:pStyle w:val="Heading2"/>
+      </w:pPr>
+      <w:r>
+        <w:t>3.1. Schema Relationnel Complet</w:t>
+      </w:r>
+    </w:p>
+    <w:p>
+      <w:r>
+        <w:t>Le diagramme ER complet est disponible dans le fichier 'docs/diagramme_architecture.html' (interactif, ouvrir dans un navigateur).</w:t>
+      </w:r>
+    </w:p>
+    <w:p>
+      <w:pPr>
+        <w:pStyle w:val="Heading2"/>
+      </w:pPr>
+      <w:r>
+        <w:t>3.2. Dictionnaire de Donnees</w:t>
+      </w:r>
+    </w:p>
+    <w:p>
+      <w:r>
+        <w:t>Table : editions</w:t>
+      </w:r>
+    </w:p>
+    <w:tbl>
+      <w:tblPr>
+        <w:tblStyle w:val="TableGrid"/>
+        <w:tblW w:type="auto" w:w="0"/>
+        <w:jc w:val="center"/>
+        <w:tblLook w:firstColumn="1" w:firstRow="1" w:lastColumn="0" w:lastRow="0" w:noHBand="0" w:noVBand="1" w:val="04A0"/>
+      </w:tblPr>
+      <w:tblGrid>
+        <w:gridCol w:w="1728"/>
+        <w:gridCol w:w="1728"/>
+        <w:gridCol w:w="1728"/>
+        <w:gridCol w:w="1728"/>
+        <w:gridCol w:w="1728"/>
+      </w:tblGrid>
+      <w:tr>
+        <w:tc>
+          <w:tcPr>
+            <w:tcW w:type="dxa" w:w="1728"/>
+            <w:shd w:fill="1A4BAD" w:val="clear"/>
+          </w:tcPr>
+          <w:p>
+            <w:pPr>
+              <w:jc w:val="center"/>
+            </w:pPr>
+            <w:r>
+              <w:rPr>
+                <w:b/>
+                <w:color w:val="FFFFFF"/>
+                <w:sz w:val="20"/>
+              </w:rPr>
+              <w:t>Colonne</w:t>
+            </w:r>
+          </w:p>
+        </w:tc>
+        <w:tc>
+          <w:tcPr>
+            <w:tcW w:type="dxa" w:w="1728"/>
+            <w:shd w:fill="1A4BAD" w:val="clear"/>
+          </w:tcPr>
+          <w:p>
+            <w:pPr>
+              <w:jc w:val="center"/>
+            </w:pPr>
+            <w:r>
+              <w:rPr>
+                <w:b/>
+                <w:color w:val="FFFFFF"/>
+                <w:sz w:val="20"/>
+              </w:rPr>
+              <w:t>Type</w:t>
+            </w:r>
+          </w:p>
+        </w:tc>
+        <w:tc>
+          <w:tcPr>
+            <w:tcW w:type="dxa" w:w="1728"/>
+            <w:shd w:fill="1A4BAD" w:val="clear"/>
+          </w:tcPr>
+          <w:p>
+            <w:pPr>
+              <w:jc w:val="center"/>
+            </w:pPr>
+            <w:r>
+              <w:rPr>
+                <w:b/>
+                <w:color w:val="FFFFFF"/>
+                <w:sz w:val="20"/>
+              </w:rPr>
+              <w:t>Null</w:t>
+            </w:r>
+          </w:p>
+        </w:tc>
+        <w:tc>
+          <w:tcPr>
+            <w:tcW w:type="dxa" w:w="1728"/>
+            <w:shd w:fill="1A4BAD" w:val="clear"/>
+          </w:tcPr>
+          <w:p>
+            <w:pPr>
+              <w:jc w:val="center"/>
+            </w:pPr>
+            <w:r>
+              <w:rPr>
+                <w:b/>
+                <w:color w:val="FFFFFF"/>
+                <w:sz w:val="20"/>
+              </w:rPr>
+              <w:t>Cle</w:t>
+            </w:r>
+          </w:p>
+        </w:tc>
+        <w:tc>
+          <w:tcPr>
+            <w:tcW w:type="dxa" w:w="1728"/>
+            <w:shd w:fill="1A4BAD" w:val="clear"/>
+          </w:tcPr>
+          <w:p>
+            <w:pPr>
+              <w:jc w:val="center"/>
+            </w:pPr>
+            <w:r>
+              <w:rPr>
+                <w:b/>
+                <w:color w:val="FFFFFF"/>
+                <w:sz w:val="20"/>
+              </w:rPr>
+              <w:t>Description</w:t>
+            </w:r>
+          </w:p>
+        </w:tc>
+      </w:tr>
+      <w:tr>
+        <w:tc>
+          <w:tcPr>
+            <w:tcW w:type="dxa" w:w="1728"/>
+          </w:tcPr>
+          <w:p>
+            <w:r>
+              <w:rPr>
+                <w:color w:val="1E293B"/>
+                <w:sz w:val="18"/>
+              </w:rPr>
+              <w:t>id</w:t>
+            </w:r>
+          </w:p>
+        </w:tc>
+        <w:tc>
+          <w:tcPr>
+            <w:tcW w:type="dxa" w:w="1728"/>
+          </w:tcPr>
+          <w:p>
+            <w:r>
+              <w:rPr>
+                <w:color w:val="1E293B"/>
+                <w:sz w:val="18"/>
+              </w:rPr>
+              <w:t>BIGINT UNSIGNED</w:t>
+            </w:r>
+          </w:p>
+        </w:tc>
+        <w:tc>
+          <w:tcPr>
+            <w:tcW w:type="dxa" w:w="1728"/>
+          </w:tcPr>
+          <w:p>
+            <w:r>
+              <w:rPr>
+                <w:color w:val="1E293B"/>
+                <w:sz w:val="18"/>
+              </w:rPr>
+              <w:t>Non</w:t>
+            </w:r>
+          </w:p>
+        </w:tc>
+        <w:tc>
+          <w:tcPr>
+            <w:tcW w:type="dxa" w:w="1728"/>
+          </w:tcPr>
+          <w:p>
+            <w:r>
+              <w:rPr>
+                <w:color w:val="1E293B"/>
+                <w:sz w:val="18"/>
+              </w:rPr>
+              <w:t>PK, Auto-increment</w:t>
+            </w:r>
+          </w:p>
+        </w:tc>
+        <w:tc>
+          <w:tcPr>
+            <w:tcW w:type="dxa" w:w="1728"/>
+          </w:tcPr>
+          <w:p>
+            <w:r>
+              <w:rPr>
+                <w:color w:val="1E293B"/>
+                <w:sz w:val="18"/>
+              </w:rPr>
+              <w:t>Identifiant unique</w:t>
+            </w:r>
+          </w:p>
+        </w:tc>
+      </w:tr>
+      <w:tr>
+        <w:tc>
+          <w:tcPr>
+            <w:tcW w:type="dxa" w:w="1728"/>
+            <w:shd w:fill="F1F5F9" w:val="clear"/>
+          </w:tcPr>
+          <w:p>
+            <w:r>
+              <w:rPr>
+                <w:color w:val="1E293B"/>
+                <w:sz w:val="18"/>
+              </w:rPr>
+              <w:t>nom</w:t>
+            </w:r>
+          </w:p>
+        </w:tc>
+        <w:tc>
+          <w:tcPr>
+            <w:tcW w:type="dxa" w:w="1728"/>
+            <w:shd w:fill="F1F5F9" w:val="clear"/>
+          </w:tcPr>
+          <w:p>
+            <w:r>
+              <w:rPr>
+                <w:color w:val="1E293B"/>
+                <w:sz w:val="18"/>
+              </w:rPr>
+              <w:t>VARCHAR(255)</w:t>
+            </w:r>
+          </w:p>
+        </w:tc>
+        <w:tc>
+          <w:tcPr>
+            <w:tcW w:type="dxa" w:w="1728"/>
+            <w:shd w:fill="F1F5F9" w:val="clear"/>
+          </w:tcPr>
+          <w:p>
+            <w:r>
+              <w:rPr>
+                <w:color w:val="1E293B"/>
+                <w:sz w:val="18"/>
+              </w:rPr>
+              <w:t>Non</w:t>
+            </w:r>
+          </w:p>
+        </w:tc>
+        <w:tc>
+          <w:tcPr>
+            <w:tcW w:type="dxa" w:w="1728"/>
+            <w:shd w:fill="F1F5F9" w:val="clear"/>
+          </w:tcPr>
+          <w:p>
+            <w:r>
+              <w:rPr>
+                <w:color w:val="1E293B"/>
+                <w:sz w:val="18"/>
+              </w:rPr>
+              <w:t>-</w:t>
+            </w:r>
+          </w:p>
+        </w:tc>
+        <w:tc>
+          <w:tcPr>
+            <w:tcW w:type="dxa" w:w="1728"/>
+            <w:shd w:fill="F1F5F9" w:val="clear"/>
+          </w:tcPr>
+          <w:p>
+            <w:r>
+              <w:rPr>
+                <w:color w:val="1E293B"/>
+                <w:sz w:val="18"/>
+              </w:rPr>
+              <w:t>Nom de l'edition</w:t>
+            </w:r>
+          </w:p>
+        </w:tc>
+      </w:tr>
+      <w:tr>
+        <w:tc>
+          <w:tcPr>
+            <w:tcW w:type="dxa" w:w="1728"/>
+          </w:tcPr>
+          <w:p>
+            <w:r>
+              <w:rPr>
+                <w:color w:val="1E293B"/>
+                <w:sz w:val="18"/>
+              </w:rPr>
+              <w:t>date_debut</w:t>
+            </w:r>
+          </w:p>
+        </w:tc>
+        <w:tc>
+          <w:tcPr>
+            <w:tcW w:type="dxa" w:w="1728"/>
+          </w:tcPr>
+          <w:p>
+            <w:r>
+              <w:rPr>
+                <w:color w:val="1E293B"/>
+                <w:sz w:val="18"/>
+              </w:rPr>
+              <w:t>DATE</w:t>
+            </w:r>
+          </w:p>
+        </w:tc>
+        <w:tc>
+          <w:tcPr>
+            <w:tcW w:type="dxa" w:w="1728"/>
+          </w:tcPr>
+          <w:p>
+            <w:r>
+              <w:rPr>
+                <w:color w:val="1E293B"/>
+                <w:sz w:val="18"/>
+              </w:rPr>
+              <w:t>Non</w:t>
+            </w:r>
+          </w:p>
+        </w:tc>
+        <w:tc>
+          <w:tcPr>
+            <w:tcW w:type="dxa" w:w="1728"/>
+          </w:tcPr>
+          <w:p>
+            <w:r>
+              <w:rPr>
+                <w:color w:val="1E293B"/>
+                <w:sz w:val="18"/>
+              </w:rPr>
+              <w:t>-</w:t>
+            </w:r>
+          </w:p>
+        </w:tc>
+        <w:tc>
+          <w:tcPr>
+            <w:tcW w:type="dxa" w:w="1728"/>
+          </w:tcPr>
+          <w:p>
+            <w:r>
+              <w:rPr>
+                <w:color w:val="1E293B"/>
+                <w:sz w:val="18"/>
+              </w:rPr>
+              <w:t>Date de debut</w:t>
+            </w:r>
+          </w:p>
+        </w:tc>
+      </w:tr>
+      <w:tr>
+        <w:tc>
+          <w:tcPr>
+            <w:tcW w:type="dxa" w:w="1728"/>
+            <w:shd w:fill="F1F5F9" w:val="clear"/>
+          </w:tcPr>
+          <w:p>
+            <w:r>
+              <w:rPr>
+                <w:color w:val="1E293B"/>
+                <w:sz w:val="18"/>
+              </w:rPr>
+              <w:t>date_fin</w:t>
+            </w:r>
+          </w:p>
+        </w:tc>
+        <w:tc>
+          <w:tcPr>
+            <w:tcW w:type="dxa" w:w="1728"/>
+            <w:shd w:fill="F1F5F9" w:val="clear"/>
+          </w:tcPr>
+          <w:p>
+            <w:r>
+              <w:rPr>
+                <w:color w:val="1E293B"/>
+                <w:sz w:val="18"/>
+              </w:rPr>
+              <w:t>DATE</w:t>
+            </w:r>
+          </w:p>
+        </w:tc>
+        <w:tc>
+          <w:tcPr>
+            <w:tcW w:type="dxa" w:w="1728"/>
+            <w:shd w:fill="F1F5F9" w:val="clear"/>
+          </w:tcPr>
+          <w:p>
+            <w:r>
+              <w:rPr>
+                <w:color w:val="1E293B"/>
+                <w:sz w:val="18"/>
+              </w:rPr>
+              <w:t>Non</w:t>
+            </w:r>
+          </w:p>
+        </w:tc>
+        <w:tc>
+          <w:tcPr>
+            <w:tcW w:type="dxa" w:w="1728"/>
+            <w:shd w:fill="F1F5F9" w:val="clear"/>
+          </w:tcPr>
+          <w:p>
+            <w:r>
+              <w:rPr>
+                <w:color w:val="1E293B"/>
+                <w:sz w:val="18"/>
+              </w:rPr>
+              <w:t>-</w:t>
+            </w:r>
+          </w:p>
+        </w:tc>
+        <w:tc>
+          <w:tcPr>
+            <w:tcW w:type="dxa" w:w="1728"/>
+            <w:shd w:fill="F1F5F9" w:val="clear"/>
+          </w:tcPr>
+          <w:p>
+            <w:r>
+              <w:rPr>
+                <w:color w:val="1E293B"/>
+                <w:sz w:val="18"/>
+              </w:rPr>
+              <w:t>Date de fin</w:t>
+            </w:r>
+          </w:p>
+        </w:tc>
+      </w:tr>
+      <w:tr>
+        <w:tc>
+          <w:tcPr>
+            <w:tcW w:type="dxa" w:w="1728"/>
+          </w:tcPr>
+          <w:p>
+            <w:r>
+              <w:rPr>
+                <w:color w:val="1E293B"/>
+                <w:sz w:val="18"/>
+              </w:rPr>
+              <w:t>lieu</w:t>
+            </w:r>
+          </w:p>
+        </w:tc>
+        <w:tc>
+          <w:tcPr>
+            <w:tcW w:type="dxa" w:w="1728"/>
+          </w:tcPr>
+          <w:p>
+            <w:r>
+              <w:rPr>
+                <w:color w:val="1E293B"/>
+                <w:sz w:val="18"/>
+              </w:rPr>
+              <w:t>VARCHAR(255)</w:t>
+            </w:r>
+          </w:p>
+        </w:tc>
+        <w:tc>
+          <w:tcPr>
+            <w:tcW w:type="dxa" w:w="1728"/>
+          </w:tcPr>
+          <w:p>
+            <w:r>
+              <w:rPr>
+                <w:color w:val="1E293B"/>
+                <w:sz w:val="18"/>
+              </w:rPr>
+              <w:t>Oui</w:t>
+            </w:r>
+          </w:p>
+        </w:tc>
+        <w:tc>
+          <w:tcPr>
+            <w:tcW w:type="dxa" w:w="1728"/>
+          </w:tcPr>
+          <w:p>
+            <w:r>
+              <w:rPr>
+                <w:color w:val="1E293B"/>
+                <w:sz w:val="18"/>
+              </w:rPr>
+              <w:t>-</w:t>
+            </w:r>
+          </w:p>
+        </w:tc>
+        <w:tc>
+          <w:tcPr>
+            <w:tcW w:type="dxa" w:w="1728"/>
+          </w:tcPr>
+          <w:p>
+            <w:r>
+              <w:rPr>
+                <w:color w:val="1E293B"/>
+                <w:sz w:val="18"/>
+              </w:rPr>
+              <w:t>Lieu principal</w:t>
+            </w:r>
+          </w:p>
+        </w:tc>
+      </w:tr>
+      <w:tr>
+        <w:tc>
+          <w:tcPr>
+            <w:tcW w:type="dxa" w:w="1728"/>
+            <w:shd w:fill="F1F5F9" w:val="clear"/>
+          </w:tcPr>
+          <w:p>
+            <w:r>
+              <w:rPr>
+                <w:color w:val="1E293B"/>
+                <w:sz w:val="18"/>
+              </w:rPr>
+              <w:t>description</w:t>
+            </w:r>
+          </w:p>
+        </w:tc>
+        <w:tc>
+          <w:tcPr>
+            <w:tcW w:type="dxa" w:w="1728"/>
+            <w:shd w:fill="F1F5F9" w:val="clear"/>
+          </w:tcPr>
+          <w:p>
+            <w:r>
+              <w:rPr>
+                <w:color w:val="1E293B"/>
+                <w:sz w:val="18"/>
+              </w:rPr>
+              <w:t>TEXT</w:t>
+            </w:r>
+          </w:p>
+        </w:tc>
+        <w:tc>
+          <w:tcPr>
+            <w:tcW w:type="dxa" w:w="1728"/>
+            <w:shd w:fill="F1F5F9" w:val="clear"/>
+          </w:tcPr>
+          <w:p>
+            <w:r>
+              <w:rPr>
+                <w:color w:val="1E293B"/>
+                <w:sz w:val="18"/>
+              </w:rPr>
+              <w:t>Oui</w:t>
+            </w:r>
+          </w:p>
+        </w:tc>
+        <w:tc>
+          <w:tcPr>
+            <w:tcW w:type="dxa" w:w="1728"/>
+            <w:shd w:fill="F1F5F9" w:val="clear"/>
+          </w:tcPr>
+          <w:p>
+            <w:r>
+              <w:rPr>
+                <w:color w:val="1E293B"/>
+                <w:sz w:val="18"/>
+              </w:rPr>
+              <w:t>-</w:t>
+            </w:r>
+          </w:p>
+        </w:tc>
+        <w:tc>
+          <w:tcPr>
+            <w:tcW w:type="dxa" w:w="1728"/>
+            <w:shd w:fill="F1F5F9" w:val="clear"/>
+          </w:tcPr>
+          <w:p>
+            <w:r>
+              <w:rPr>
+                <w:color w:val="1E293B"/>
+                <w:sz w:val="18"/>
+              </w:rPr>
+              <w:t>Description libre</w:t>
+            </w:r>
+          </w:p>
+        </w:tc>
+      </w:tr>
+      <w:tr>
+        <w:tc>
+          <w:tcPr>
+            <w:tcW w:type="dxa" w:w="1728"/>
+          </w:tcPr>
+          <w:p>
+            <w:r>
+              <w:rPr>
+                <w:color w:val="1E293B"/>
+                <w:sz w:val="18"/>
+              </w:rPr>
+              <w:t>statut</w:t>
+            </w:r>
+          </w:p>
+        </w:tc>
+        <w:tc>
+          <w:tcPr>
+            <w:tcW w:type="dxa" w:w="1728"/>
+          </w:tcPr>
+          <w:p>
+            <w:r>
+              <w:rPr>
+                <w:color w:val="1E293B"/>
+                <w:sz w:val="18"/>
+              </w:rPr>
+              <w:t>VARCHAR(50)</w:t>
+            </w:r>
+          </w:p>
+        </w:tc>
+        <w:tc>
+          <w:tcPr>
+            <w:tcW w:type="dxa" w:w="1728"/>
+          </w:tcPr>
+          <w:p>
+            <w:r>
+              <w:rPr>
+                <w:color w:val="1E293B"/>
+                <w:sz w:val="18"/>
+              </w:rPr>
+              <w:t>Non</w:t>
+            </w:r>
+          </w:p>
+        </w:tc>
+        <w:tc>
+          <w:tcPr>
+            <w:tcW w:type="dxa" w:w="1728"/>
+          </w:tcPr>
+          <w:p>
+            <w:r>
+              <w:rPr>
+                <w:color w:val="1E293B"/>
+                <w:sz w:val="18"/>
+              </w:rPr>
+              <w:t>-</w:t>
+            </w:r>
+          </w:p>
+        </w:tc>
+        <w:tc>
+          <w:tcPr>
+            <w:tcW w:type="dxa" w:w="1728"/>
+          </w:tcPr>
+          <w:p>
+            <w:r>
+              <w:rPr>
+                <w:color w:val="1E293B"/>
+                <w:sz w:val="18"/>
+              </w:rPr>
+              <w:t>a_venir / en_cours / terminee</w:t>
+            </w:r>
+          </w:p>
+        </w:tc>
+      </w:tr>
+      <w:tr>
+        <w:tc>
+          <w:tcPr>
+            <w:tcW w:type="dxa" w:w="1728"/>
+            <w:shd w:fill="F1F5F9" w:val="clear"/>
+          </w:tcPr>
+          <w:p>
+            <w:r>
+              <w:rPr>
+                <w:color w:val="1E293B"/>
+                <w:sz w:val="18"/>
+              </w:rPr>
+              <w:t>created_at</w:t>
+            </w:r>
+          </w:p>
+        </w:tc>
+        <w:tc>
+          <w:tcPr>
+            <w:tcW w:type="dxa" w:w="1728"/>
+            <w:shd w:fill="F1F5F9" w:val="clear"/>
+          </w:tcPr>
+          <w:p>
+            <w:r>
+              <w:rPr>
+                <w:color w:val="1E293B"/>
+                <w:sz w:val="18"/>
+              </w:rPr>
+              <w:t>TIMESTAMP</w:t>
+            </w:r>
+          </w:p>
+        </w:tc>
+        <w:tc>
+          <w:tcPr>
+            <w:tcW w:type="dxa" w:w="1728"/>
+            <w:shd w:fill="F1F5F9" w:val="clear"/>
+          </w:tcPr>
+          <w:p>
+            <w:r>
+              <w:rPr>
+                <w:color w:val="1E293B"/>
+                <w:sz w:val="18"/>
+              </w:rPr>
+              <w:t>Oui</w:t>
+            </w:r>
+          </w:p>
+        </w:tc>
+        <w:tc>
+          <w:tcPr>
+            <w:tcW w:type="dxa" w:w="1728"/>
+            <w:shd w:fill="F1F5F9" w:val="clear"/>
+          </w:tcPr>
+          <w:p>
+            <w:r>
+              <w:rPr>
+                <w:color w:val="1E293B"/>
+                <w:sz w:val="18"/>
+              </w:rPr>
+              <w:t>-</w:t>
+            </w:r>
+          </w:p>
+        </w:tc>
+        <w:tc>
+          <w:tcPr>
+            <w:tcW w:type="dxa" w:w="1728"/>
+            <w:shd w:fill="F1F5F9" w:val="clear"/>
+          </w:tcPr>
+          <w:p>
+            <w:r>
+              <w:rPr>
+                <w:color w:val="1E293B"/>
+                <w:sz w:val="18"/>
+              </w:rPr>
+              <w:t>Horodatage creation</w:t>
+            </w:r>
+          </w:p>
+        </w:tc>
+      </w:tr>
+      <w:tr>
+        <w:tc>
+          <w:tcPr>
+            <w:tcW w:type="dxa" w:w="1728"/>
+          </w:tcPr>
+          <w:p>
+            <w:r>
+              <w:rPr>
+                <w:color w:val="1E293B"/>
+                <w:sz w:val="18"/>
+              </w:rPr>
+              <w:t>updated_at</w:t>
+            </w:r>
+          </w:p>
+        </w:tc>
+        <w:tc>
+          <w:tcPr>
+            <w:tcW w:type="dxa" w:w="1728"/>
+          </w:tcPr>
+          <w:p>
+            <w:r>
+              <w:rPr>
+                <w:color w:val="1E293B"/>
+                <w:sz w:val="18"/>
+              </w:rPr>
+              <w:t>TIMESTAMP</w:t>
+            </w:r>
+          </w:p>
+        </w:tc>
+        <w:tc>
+          <w:tcPr>
+            <w:tcW w:type="dxa" w:w="1728"/>
+          </w:tcPr>
+          <w:p>
+            <w:r>
+              <w:rPr>
+                <w:color w:val="1E293B"/>
+                <w:sz w:val="18"/>
+              </w:rPr>
+              <w:t>Oui</w:t>
+            </w:r>
+          </w:p>
+        </w:tc>
+        <w:tc>
+          <w:tcPr>
+            <w:tcW w:type="dxa" w:w="1728"/>
+          </w:tcPr>
+          <w:p>
+            <w:r>
+              <w:rPr>
+                <w:color w:val="1E293B"/>
+                <w:sz w:val="18"/>
+              </w:rPr>
+              <w:t>-</w:t>
+            </w:r>
+          </w:p>
+        </w:tc>
+        <w:tc>
+          <w:tcPr>
+            <w:tcW w:type="dxa" w:w="1728"/>
+          </w:tcPr>
+          <w:p>
+            <w:r>
+              <w:rPr>
+                <w:color w:val="1E293B"/>
+                <w:sz w:val="18"/>
+              </w:rPr>
+              <w:t>Horodatage modification</w:t>
+            </w:r>
+          </w:p>
+        </w:tc>
+      </w:tr>
+    </w:tbl>
+    <w:p/>
+    <w:p>
+      <w:r>
+        <w:t>Table : matchs</w:t>
+      </w:r>
+    </w:p>
+    <w:tbl>
+      <w:tblPr>
+        <w:tblStyle w:val="TableGrid"/>
+        <w:tblW w:type="auto" w:w="0"/>
+        <w:jc w:val="center"/>
+        <w:tblLook w:firstColumn="1" w:firstRow="1" w:lastColumn="0" w:lastRow="0" w:noHBand="0" w:noVBand="1" w:val="04A0"/>
+      </w:tblPr>
+      <w:tblGrid>
+        <w:gridCol w:w="1728"/>
+        <w:gridCol w:w="1728"/>
+        <w:gridCol w:w="1728"/>
+        <w:gridCol w:w="1728"/>
+        <w:gridCol w:w="1728"/>
+      </w:tblGrid>
+      <w:tr>
+        <w:tc>
+          <w:tcPr>
+            <w:tcW w:type="dxa" w:w="1728"/>
+            <w:shd w:fill="1A4BAD" w:val="clear"/>
+          </w:tcPr>
+          <w:p>
+            <w:pPr>
+              <w:jc w:val="center"/>
+            </w:pPr>
+            <w:r>
+              <w:rPr>
+                <w:b/>
+                <w:color w:val="FFFFFF"/>
+                <w:sz w:val="20"/>
+              </w:rPr>
+              <w:t>Colonne</w:t>
+            </w:r>
+          </w:p>
+        </w:tc>
+        <w:tc>
+          <w:tcPr>
+            <w:tcW w:type="dxa" w:w="1728"/>
+            <w:shd w:fill="1A4BAD" w:val="clear"/>
+          </w:tcPr>
+          <w:p>
+            <w:pPr>
+              <w:jc w:val="center"/>
+            </w:pPr>
+            <w:r>
+              <w:rPr>
+                <w:b/>
+                <w:color w:val="FFFFFF"/>
+                <w:sz w:val="20"/>
+              </w:rPr>
+              <w:t>Type</w:t>
+            </w:r>
+          </w:p>
+        </w:tc>
+        <w:tc>
+          <w:tcPr>
+            <w:tcW w:type="dxa" w:w="1728"/>
+            <w:shd w:fill="1A4BAD" w:val="clear"/>
+          </w:tcPr>
+          <w:p>
+            <w:pPr>
+              <w:jc w:val="center"/>
+            </w:pPr>
+            <w:r>
+              <w:rPr>
+                <w:b/>
+                <w:color w:val="FFFFFF"/>
+                <w:sz w:val="20"/>
+              </w:rPr>
+              <w:t>Null</w:t>
+            </w:r>
+          </w:p>
+        </w:tc>
+        <w:tc>
+          <w:tcPr>
+            <w:tcW w:type="dxa" w:w="1728"/>
+            <w:shd w:fill="1A4BAD" w:val="clear"/>
+          </w:tcPr>
+          <w:p>
+            <w:pPr>
+              <w:jc w:val="center"/>
+            </w:pPr>
+            <w:r>
+              <w:rPr>
+                <w:b/>
+                <w:color w:val="FFFFFF"/>
+                <w:sz w:val="20"/>
+              </w:rPr>
+              <w:t>Cle</w:t>
+            </w:r>
+          </w:p>
+        </w:tc>
+        <w:tc>
+          <w:tcPr>
+            <w:tcW w:type="dxa" w:w="1728"/>
+            <w:shd w:fill="1A4BAD" w:val="clear"/>
+          </w:tcPr>
+          <w:p>
+            <w:pPr>
+              <w:jc w:val="center"/>
+            </w:pPr>
+            <w:r>
+              <w:rPr>
+                <w:b/>
+                <w:color w:val="FFFFFF"/>
+                <w:sz w:val="20"/>
+              </w:rPr>
+              <w:t>Description</w:t>
+            </w:r>
+          </w:p>
+        </w:tc>
+      </w:tr>
+      <w:tr>
+        <w:tc>
+          <w:tcPr>
+            <w:tcW w:type="dxa" w:w="1728"/>
+          </w:tcPr>
+          <w:p>
+            <w:r>
+              <w:rPr>
+                <w:color w:val="1E293B"/>
+                <w:sz w:val="18"/>
+              </w:rPr>
+              <w:t>id</w:t>
+            </w:r>
+          </w:p>
+        </w:tc>
+        <w:tc>
+          <w:tcPr>
+            <w:tcW w:type="dxa" w:w="1728"/>
+          </w:tcPr>
+          <w:p>
+            <w:r>
+              <w:rPr>
+                <w:color w:val="1E293B"/>
+                <w:sz w:val="18"/>
+              </w:rPr>
+              <w:t>BIGINT UNSIGNED</w:t>
+            </w:r>
+          </w:p>
+        </w:tc>
+        <w:tc>
+          <w:tcPr>
+            <w:tcW w:type="dxa" w:w="1728"/>
+          </w:tcPr>
+          <w:p>
+            <w:r>
+              <w:rPr>
+                <w:color w:val="1E293B"/>
+                <w:sz w:val="18"/>
+              </w:rPr>
+              <w:t>Non</w:t>
+            </w:r>
+          </w:p>
+        </w:tc>
+        <w:tc>
+          <w:tcPr>
+            <w:tcW w:type="dxa" w:w="1728"/>
+          </w:tcPr>
+          <w:p>
+            <w:r>
+              <w:rPr>
+                <w:color w:val="1E293B"/>
+                <w:sz w:val="18"/>
+              </w:rPr>
+              <w:t>PK</w:t>
+            </w:r>
+          </w:p>
+        </w:tc>
+        <w:tc>
+          <w:tcPr>
+            <w:tcW w:type="dxa" w:w="1728"/>
+          </w:tcPr>
+          <w:p>
+            <w:r>
+              <w:rPr>
+                <w:color w:val="1E293B"/>
+                <w:sz w:val="18"/>
+              </w:rPr>
+              <w:t>Identifiant unique</w:t>
+            </w:r>
+          </w:p>
+        </w:tc>
+      </w:tr>
+      <w:tr>
+        <w:tc>
+          <w:tcPr>
+            <w:tcW w:type="dxa" w:w="1728"/>
+            <w:shd w:fill="F1F5F9" w:val="clear"/>
+          </w:tcPr>
+          <w:p>
+            <w:r>
+              <w:rPr>
+                <w:color w:val="1E293B"/>
+                <w:sz w:val="18"/>
+              </w:rPr>
+              <w:t>equipe_a_id</w:t>
+            </w:r>
+          </w:p>
+        </w:tc>
+        <w:tc>
+          <w:tcPr>
+            <w:tcW w:type="dxa" w:w="1728"/>
+            <w:shd w:fill="F1F5F9" w:val="clear"/>
+          </w:tcPr>
+          <w:p>
+            <w:r>
+              <w:rPr>
+                <w:color w:val="1E293B"/>
+                <w:sz w:val="18"/>
+              </w:rPr>
+              <w:t>BIGINT UNSIGNED</w:t>
+            </w:r>
+          </w:p>
+        </w:tc>
+        <w:tc>
+          <w:tcPr>
+            <w:tcW w:type="dxa" w:w="1728"/>
+            <w:shd w:fill="F1F5F9" w:val="clear"/>
+          </w:tcPr>
+          <w:p>
+            <w:r>
+              <w:rPr>
+                <w:color w:val="1E293B"/>
+                <w:sz w:val="18"/>
+              </w:rPr>
+              <w:t>Non</w:t>
+            </w:r>
+          </w:p>
+        </w:tc>
+        <w:tc>
+          <w:tcPr>
+            <w:tcW w:type="dxa" w:w="1728"/>
+            <w:shd w:fill="F1F5F9" w:val="clear"/>
+          </w:tcPr>
+          <w:p>
+            <w:r>
+              <w:rPr>
+                <w:color w:val="1E293B"/>
+                <w:sz w:val="18"/>
+              </w:rPr>
+              <w:t>FK -&gt; equipes.id</w:t>
+            </w:r>
+          </w:p>
+        </w:tc>
+        <w:tc>
+          <w:tcPr>
+            <w:tcW w:type="dxa" w:w="1728"/>
+            <w:shd w:fill="F1F5F9" w:val="clear"/>
+          </w:tcPr>
+          <w:p>
+            <w:r>
+              <w:rPr>
+                <w:color w:val="1E293B"/>
+                <w:sz w:val="18"/>
+              </w:rPr>
+              <w:t>Equipe recevante</w:t>
+            </w:r>
+          </w:p>
+        </w:tc>
+      </w:tr>
+      <w:tr>
+        <w:tc>
+          <w:tcPr>
+            <w:tcW w:type="dxa" w:w="1728"/>
+          </w:tcPr>
+          <w:p>
+            <w:r>
+              <w:rPr>
+                <w:color w:val="1E293B"/>
+                <w:sz w:val="18"/>
+              </w:rPr>
+              <w:t>equipe_b_id</w:t>
+            </w:r>
+          </w:p>
+        </w:tc>
+        <w:tc>
+          <w:tcPr>
+            <w:tcW w:type="dxa" w:w="1728"/>
+          </w:tcPr>
+          <w:p>
+            <w:r>
+              <w:rPr>
+                <w:color w:val="1E293B"/>
+                <w:sz w:val="18"/>
+              </w:rPr>
+              <w:t>BIGINT UNSIGNED</w:t>
+            </w:r>
+          </w:p>
+        </w:tc>
+        <w:tc>
+          <w:tcPr>
+            <w:tcW w:type="dxa" w:w="1728"/>
+          </w:tcPr>
+          <w:p>
+            <w:r>
+              <w:rPr>
+                <w:color w:val="1E293B"/>
+                <w:sz w:val="18"/>
+              </w:rPr>
+              <w:t>Non</w:t>
+            </w:r>
+          </w:p>
+        </w:tc>
+        <w:tc>
+          <w:tcPr>
+            <w:tcW w:type="dxa" w:w="1728"/>
+          </w:tcPr>
+          <w:p>
+            <w:r>
+              <w:rPr>
+                <w:color w:val="1E293B"/>
+                <w:sz w:val="18"/>
+              </w:rPr>
+              <w:t>FK -&gt; equipes.id</w:t>
+            </w:r>
+          </w:p>
+        </w:tc>
+        <w:tc>
+          <w:tcPr>
+            <w:tcW w:type="dxa" w:w="1728"/>
+          </w:tcPr>
+          <w:p>
+            <w:r>
+              <w:rPr>
+                <w:color w:val="1E293B"/>
+                <w:sz w:val="18"/>
+              </w:rPr>
+              <w:t>Equipe visiteuse</w:t>
+            </w:r>
+          </w:p>
+        </w:tc>
+      </w:tr>
+      <w:tr>
+        <w:tc>
+          <w:tcPr>
+            <w:tcW w:type="dxa" w:w="1728"/>
+            <w:shd w:fill="F1F5F9" w:val="clear"/>
+          </w:tcPr>
+          <w:p>
+            <w:r>
+              <w:rPr>
+                <w:color w:val="1E293B"/>
+                <w:sz w:val="18"/>
+              </w:rPr>
+              <w:t>discipline_id</w:t>
+            </w:r>
+          </w:p>
+        </w:tc>
+        <w:tc>
+          <w:tcPr>
+            <w:tcW w:type="dxa" w:w="1728"/>
+            <w:shd w:fill="F1F5F9" w:val="clear"/>
+          </w:tcPr>
+          <w:p>
+            <w:r>
+              <w:rPr>
+                <w:color w:val="1E293B"/>
+                <w:sz w:val="18"/>
+              </w:rPr>
+              <w:t>BIGINT UNSIGNED</w:t>
+            </w:r>
+          </w:p>
+        </w:tc>
+        <w:tc>
+          <w:tcPr>
+            <w:tcW w:type="dxa" w:w="1728"/>
+            <w:shd w:fill="F1F5F9" w:val="clear"/>
+          </w:tcPr>
+          <w:p>
+            <w:r>
+              <w:rPr>
+                <w:color w:val="1E293B"/>
+                <w:sz w:val="18"/>
+              </w:rPr>
+              <w:t>Non</w:t>
+            </w:r>
+          </w:p>
+        </w:tc>
+        <w:tc>
+          <w:tcPr>
+            <w:tcW w:type="dxa" w:w="1728"/>
+            <w:shd w:fill="F1F5F9" w:val="clear"/>
+          </w:tcPr>
+          <w:p>
+            <w:r>
+              <w:rPr>
+                <w:color w:val="1E293B"/>
+                <w:sz w:val="18"/>
+              </w:rPr>
+              <w:t>FK -&gt; disciplines.id</w:t>
+            </w:r>
+          </w:p>
+        </w:tc>
+        <w:tc>
+          <w:tcPr>
+            <w:tcW w:type="dxa" w:w="1728"/>
+            <w:shd w:fill="F1F5F9" w:val="clear"/>
+          </w:tcPr>
+          <w:p>
+            <w:r>
+              <w:rPr>
+                <w:color w:val="1E293B"/>
+                <w:sz w:val="18"/>
+              </w:rPr>
+              <w:t>Discipline du match</w:t>
+            </w:r>
+          </w:p>
+        </w:tc>
+      </w:tr>
+      <w:tr>
+        <w:tc>
+          <w:tcPr>
+            <w:tcW w:type="dxa" w:w="1728"/>
+          </w:tcPr>
+          <w:p>
+            <w:r>
+              <w:rPr>
+                <w:color w:val="1E293B"/>
+                <w:sz w:val="18"/>
+              </w:rPr>
+              <w:t>edition_id</w:t>
+            </w:r>
+          </w:p>
+        </w:tc>
+        <w:tc>
+          <w:tcPr>
+            <w:tcW w:type="dxa" w:w="1728"/>
+          </w:tcPr>
+          <w:p>
+            <w:r>
+              <w:rPr>
+                <w:color w:val="1E293B"/>
+                <w:sz w:val="18"/>
+              </w:rPr>
+              <w:t>BIGINT UNSIGNED</w:t>
+            </w:r>
+          </w:p>
+        </w:tc>
+        <w:tc>
+          <w:tcPr>
+            <w:tcW w:type="dxa" w:w="1728"/>
+          </w:tcPr>
+          <w:p>
+            <w:r>
+              <w:rPr>
+                <w:color w:val="1E293B"/>
+                <w:sz w:val="18"/>
+              </w:rPr>
+              <w:t>Non</w:t>
+            </w:r>
+          </w:p>
+        </w:tc>
+        <w:tc>
+          <w:tcPr>
+            <w:tcW w:type="dxa" w:w="1728"/>
+          </w:tcPr>
+          <w:p>
+            <w:r>
+              <w:rPr>
+                <w:color w:val="1E293B"/>
+                <w:sz w:val="18"/>
+              </w:rPr>
+              <w:t>FK -&gt; editions.id</w:t>
+            </w:r>
+          </w:p>
+        </w:tc>
+        <w:tc>
+          <w:tcPr>
+            <w:tcW w:type="dxa" w:w="1728"/>
+          </w:tcPr>
+          <w:p>
+            <w:r>
+              <w:rPr>
+                <w:color w:val="1E293B"/>
+                <w:sz w:val="18"/>
+              </w:rPr>
+              <w:t>Edition du tournoi</w:t>
+            </w:r>
+          </w:p>
+        </w:tc>
+      </w:tr>
+      <w:tr>
+        <w:tc>
+          <w:tcPr>
+            <w:tcW w:type="dxa" w:w="1728"/>
+            <w:shd w:fill="F1F5F9" w:val="clear"/>
+          </w:tcPr>
+          <w:p>
+            <w:r>
+              <w:rPr>
+                <w:color w:val="1E293B"/>
+                <w:sz w:val="18"/>
+              </w:rPr>
+              <w:t>date_match</w:t>
+            </w:r>
+          </w:p>
+        </w:tc>
+        <w:tc>
+          <w:tcPr>
+            <w:tcW w:type="dxa" w:w="1728"/>
+            <w:shd w:fill="F1F5F9" w:val="clear"/>
+          </w:tcPr>
+          <w:p>
+            <w:r>
+              <w:rPr>
+                <w:color w:val="1E293B"/>
+                <w:sz w:val="18"/>
+              </w:rPr>
+              <w:t>DATETIME</w:t>
+            </w:r>
+          </w:p>
+        </w:tc>
+        <w:tc>
+          <w:tcPr>
+            <w:tcW w:type="dxa" w:w="1728"/>
+            <w:shd w:fill="F1F5F9" w:val="clear"/>
+          </w:tcPr>
+          <w:p>
+            <w:r>
+              <w:rPr>
+                <w:color w:val="1E293B"/>
+                <w:sz w:val="18"/>
+              </w:rPr>
+              <w:t>Non</w:t>
+            </w:r>
+          </w:p>
+        </w:tc>
+        <w:tc>
+          <w:tcPr>
+            <w:tcW w:type="dxa" w:w="1728"/>
+            <w:shd w:fill="F1F5F9" w:val="clear"/>
+          </w:tcPr>
+          <w:p>
+            <w:r>
+              <w:rPr>
+                <w:color w:val="1E293B"/>
+                <w:sz w:val="18"/>
+              </w:rPr>
+              <w:t>-</w:t>
+            </w:r>
+          </w:p>
+        </w:tc>
+        <w:tc>
+          <w:tcPr>
+            <w:tcW w:type="dxa" w:w="1728"/>
+            <w:shd w:fill="F1F5F9" w:val="clear"/>
+          </w:tcPr>
+          <w:p>
+            <w:r>
+              <w:rPr>
+                <w:color w:val="1E293B"/>
+                <w:sz w:val="18"/>
+              </w:rPr>
+              <w:t>Date et heure du match</w:t>
+            </w:r>
+          </w:p>
+        </w:tc>
+      </w:tr>
+      <w:tr>
+        <w:tc>
+          <w:tcPr>
+            <w:tcW w:type="dxa" w:w="1728"/>
+          </w:tcPr>
+          <w:p>
+            <w:r>
+              <w:rPr>
+                <w:color w:val="1E293B"/>
+                <w:sz w:val="18"/>
+              </w:rPr>
+              <w:t>lieu</w:t>
+            </w:r>
+          </w:p>
+        </w:tc>
+        <w:tc>
+          <w:tcPr>
+            <w:tcW w:type="dxa" w:w="1728"/>
+          </w:tcPr>
+          <w:p>
+            <w:r>
+              <w:rPr>
+                <w:color w:val="1E293B"/>
+                <w:sz w:val="18"/>
+              </w:rPr>
+              <w:t>VARCHAR(255)</w:t>
+            </w:r>
+          </w:p>
+        </w:tc>
+        <w:tc>
+          <w:tcPr>
+            <w:tcW w:type="dxa" w:w="1728"/>
+          </w:tcPr>
+          <w:p>
+            <w:r>
+              <w:rPr>
+                <w:color w:val="1E293B"/>
+                <w:sz w:val="18"/>
+              </w:rPr>
+              <w:t>Oui</w:t>
+            </w:r>
+          </w:p>
+        </w:tc>
+        <w:tc>
+          <w:tcPr>
+            <w:tcW w:type="dxa" w:w="1728"/>
+          </w:tcPr>
+          <w:p>
+            <w:r>
+              <w:rPr>
+                <w:color w:val="1E293B"/>
+                <w:sz w:val="18"/>
+              </w:rPr>
+              <w:t>-</w:t>
+            </w:r>
+          </w:p>
+        </w:tc>
+        <w:tc>
+          <w:tcPr>
+            <w:tcW w:type="dxa" w:w="1728"/>
+          </w:tcPr>
+          <w:p>
+            <w:r>
+              <w:rPr>
+                <w:color w:val="1E293B"/>
+                <w:sz w:val="18"/>
+              </w:rPr>
+              <w:t>Stade ou terrain</w:t>
+            </w:r>
+          </w:p>
+        </w:tc>
+      </w:tr>
+      <w:tr>
+        <w:tc>
+          <w:tcPr>
+            <w:tcW w:type="dxa" w:w="1728"/>
+            <w:shd w:fill="F1F5F9" w:val="clear"/>
+          </w:tcPr>
+          <w:p>
+            <w:r>
+              <w:rPr>
+                <w:color w:val="1E293B"/>
+                <w:sz w:val="18"/>
+              </w:rPr>
+              <w:t>phase</w:t>
+            </w:r>
+          </w:p>
+        </w:tc>
+        <w:tc>
+          <w:tcPr>
+            <w:tcW w:type="dxa" w:w="1728"/>
+            <w:shd w:fill="F1F5F9" w:val="clear"/>
+          </w:tcPr>
+          <w:p>
+            <w:r>
+              <w:rPr>
+                <w:color w:val="1E293B"/>
+                <w:sz w:val="18"/>
+              </w:rPr>
+              <w:t>VARCHAR(255)</w:t>
+            </w:r>
+          </w:p>
+        </w:tc>
+        <w:tc>
+          <w:tcPr>
+            <w:tcW w:type="dxa" w:w="1728"/>
+            <w:shd w:fill="F1F5F9" w:val="clear"/>
+          </w:tcPr>
+          <w:p>
+            <w:r>
+              <w:rPr>
+                <w:color w:val="1E293B"/>
+                <w:sz w:val="18"/>
+              </w:rPr>
+              <w:t>Non</w:t>
+            </w:r>
+          </w:p>
+        </w:tc>
+        <w:tc>
+          <w:tcPr>
+            <w:tcW w:type="dxa" w:w="1728"/>
+            <w:shd w:fill="F1F5F9" w:val="clear"/>
+          </w:tcPr>
+          <w:p>
+            <w:r>
+              <w:rPr>
+                <w:color w:val="1E293B"/>
+                <w:sz w:val="18"/>
+              </w:rPr>
+              <w:t>-</w:t>
+            </w:r>
+          </w:p>
+        </w:tc>
+        <w:tc>
+          <w:tcPr>
+            <w:tcW w:type="dxa" w:w="1728"/>
+            <w:shd w:fill="F1F5F9" w:val="clear"/>
+          </w:tcPr>
+          <w:p>
+            <w:r>
+              <w:rPr>
+                <w:color w:val="1E293B"/>
+                <w:sz w:val="18"/>
+              </w:rPr>
+              <w:t>Phase du tournoi</w:t>
+            </w:r>
+          </w:p>
+        </w:tc>
+      </w:tr>
+      <w:tr>
+        <w:tc>
+          <w:tcPr>
+            <w:tcW w:type="dxa" w:w="1728"/>
+          </w:tcPr>
+          <w:p>
+            <w:r>
+              <w:rPr>
+                <w:color w:val="1E293B"/>
+                <w:sz w:val="18"/>
+              </w:rPr>
+              <w:t>score_a</w:t>
+            </w:r>
+          </w:p>
+        </w:tc>
+        <w:tc>
+          <w:tcPr>
+            <w:tcW w:type="dxa" w:w="1728"/>
+          </w:tcPr>
+          <w:p>
+            <w:r>
+              <w:rPr>
+                <w:color w:val="1E293B"/>
+                <w:sz w:val="18"/>
+              </w:rPr>
+              <w:t>INT</w:t>
+            </w:r>
+          </w:p>
+        </w:tc>
+        <w:tc>
+          <w:tcPr>
+            <w:tcW w:type="dxa" w:w="1728"/>
+          </w:tcPr>
+          <w:p>
+            <w:r>
+              <w:rPr>
+                <w:color w:val="1E293B"/>
+                <w:sz w:val="18"/>
+              </w:rPr>
+              <w:t>Oui</w:t>
+            </w:r>
+          </w:p>
+        </w:tc>
+        <w:tc>
+          <w:tcPr>
+            <w:tcW w:type="dxa" w:w="1728"/>
+          </w:tcPr>
+          <w:p>
+            <w:r>
+              <w:rPr>
+                <w:color w:val="1E293B"/>
+                <w:sz w:val="18"/>
+              </w:rPr>
+              <w:t>-</w:t>
+            </w:r>
+          </w:p>
+        </w:tc>
+        <w:tc>
+          <w:tcPr>
+            <w:tcW w:type="dxa" w:w="1728"/>
+          </w:tcPr>
+          <w:p>
+            <w:r>
+              <w:rPr>
+                <w:color w:val="1E293B"/>
+                <w:sz w:val="18"/>
+              </w:rPr>
+              <w:t>Score equipe A</w:t>
+            </w:r>
+          </w:p>
+        </w:tc>
+      </w:tr>
+      <w:tr>
+        <w:tc>
+          <w:tcPr>
+            <w:tcW w:type="dxa" w:w="1728"/>
+            <w:shd w:fill="F1F5F9" w:val="clear"/>
+          </w:tcPr>
+          <w:p>
+            <w:r>
+              <w:rPr>
+                <w:color w:val="1E293B"/>
+                <w:sz w:val="18"/>
+              </w:rPr>
+              <w:t>score_b</w:t>
+            </w:r>
+          </w:p>
+        </w:tc>
+        <w:tc>
+          <w:tcPr>
+            <w:tcW w:type="dxa" w:w="1728"/>
+            <w:shd w:fill="F1F5F9" w:val="clear"/>
+          </w:tcPr>
+          <w:p>
+            <w:r>
+              <w:rPr>
+                <w:color w:val="1E293B"/>
+                <w:sz w:val="18"/>
+              </w:rPr>
+              <w:t>INT</w:t>
+            </w:r>
+          </w:p>
+        </w:tc>
+        <w:tc>
+          <w:tcPr>
+            <w:tcW w:type="dxa" w:w="1728"/>
+            <w:shd w:fill="F1F5F9" w:val="clear"/>
+          </w:tcPr>
+          <w:p>
+            <w:r>
+              <w:rPr>
+                <w:color w:val="1E293B"/>
+                <w:sz w:val="18"/>
+              </w:rPr>
+              <w:t>Oui</w:t>
+            </w:r>
+          </w:p>
+        </w:tc>
+        <w:tc>
+          <w:tcPr>
+            <w:tcW w:type="dxa" w:w="1728"/>
+            <w:shd w:fill="F1F5F9" w:val="clear"/>
+          </w:tcPr>
+          <w:p>
+            <w:r>
+              <w:rPr>
+                <w:color w:val="1E293B"/>
+                <w:sz w:val="18"/>
+              </w:rPr>
+              <w:t>-</w:t>
+            </w:r>
+          </w:p>
+        </w:tc>
+        <w:tc>
+          <w:tcPr>
+            <w:tcW w:type="dxa" w:w="1728"/>
+            <w:shd w:fill="F1F5F9" w:val="clear"/>
+          </w:tcPr>
+          <w:p>
+            <w:r>
+              <w:rPr>
+                <w:color w:val="1E293B"/>
+                <w:sz w:val="18"/>
+              </w:rPr>
+              <w:t>Score equipe B</w:t>
+            </w:r>
+          </w:p>
+        </w:tc>
+      </w:tr>
+      <w:tr>
+        <w:tc>
+          <w:tcPr>
+            <w:tcW w:type="dxa" w:w="1728"/>
+          </w:tcPr>
+          <w:p>
+            <w:r>
+              <w:rPr>
+                <w:color w:val="1E293B"/>
+                <w:sz w:val="18"/>
+              </w:rPr>
+              <w:t>statut</w:t>
+            </w:r>
+          </w:p>
+        </w:tc>
+        <w:tc>
+          <w:tcPr>
+            <w:tcW w:type="dxa" w:w="1728"/>
+          </w:tcPr>
+          <w:p>
+            <w:r>
+              <w:rPr>
+                <w:color w:val="1E293B"/>
+                <w:sz w:val="18"/>
+              </w:rPr>
+              <w:t>VARCHAR(50)</w:t>
+            </w:r>
+          </w:p>
+        </w:tc>
+        <w:tc>
+          <w:tcPr>
+            <w:tcW w:type="dxa" w:w="1728"/>
+          </w:tcPr>
+          <w:p>
+            <w:r>
+              <w:rPr>
+                <w:color w:val="1E293B"/>
+                <w:sz w:val="18"/>
+              </w:rPr>
+              <w:t>Non</w:t>
+            </w:r>
+          </w:p>
+        </w:tc>
+        <w:tc>
+          <w:tcPr>
+            <w:tcW w:type="dxa" w:w="1728"/>
+          </w:tcPr>
+          <w:p>
+            <w:r>
+              <w:rPr>
+                <w:color w:val="1E293B"/>
+                <w:sz w:val="18"/>
+              </w:rPr>
+              <w:t>-</w:t>
+            </w:r>
+          </w:p>
+        </w:tc>
+        <w:tc>
+          <w:tcPr>
+            <w:tcW w:type="dxa" w:w="1728"/>
+          </w:tcPr>
+          <w:p>
+            <w:r>
+              <w:rPr>
+                <w:color w:val="1E293B"/>
+                <w:sz w:val="18"/>
+              </w:rPr>
+              <w:t>planifie / en_cours / joue</w:t>
+            </w:r>
+          </w:p>
+        </w:tc>
+      </w:tr>
+      <w:tr>
+        <w:tc>
+          <w:tcPr>
+            <w:tcW w:type="dxa" w:w="1728"/>
+            <w:shd w:fill="F1F5F9" w:val="clear"/>
+          </w:tcPr>
+          <w:p>
+            <w:r>
+              <w:rPr>
+                <w:color w:val="1E293B"/>
+                <w:sz w:val="18"/>
+              </w:rPr>
+              <w:t>buteurs</w:t>
+            </w:r>
+          </w:p>
+        </w:tc>
+        <w:tc>
+          <w:tcPr>
+            <w:tcW w:type="dxa" w:w="1728"/>
+            <w:shd w:fill="F1F5F9" w:val="clear"/>
+          </w:tcPr>
+          <w:p>
+            <w:r>
+              <w:rPr>
+                <w:color w:val="1E293B"/>
+                <w:sz w:val="18"/>
+              </w:rPr>
+              <w:t>JSON</w:t>
+            </w:r>
+          </w:p>
+        </w:tc>
+        <w:tc>
+          <w:tcPr>
+            <w:tcW w:type="dxa" w:w="1728"/>
+            <w:shd w:fill="F1F5F9" w:val="clear"/>
+          </w:tcPr>
+          <w:p>
+            <w:r>
+              <w:rPr>
+                <w:color w:val="1E293B"/>
+                <w:sz w:val="18"/>
+              </w:rPr>
+              <w:t>Oui</w:t>
+            </w:r>
+          </w:p>
+        </w:tc>
+        <w:tc>
+          <w:tcPr>
+            <w:tcW w:type="dxa" w:w="1728"/>
+            <w:shd w:fill="F1F5F9" w:val="clear"/>
+          </w:tcPr>
+          <w:p>
+            <w:r>
+              <w:rPr>
+                <w:color w:val="1E293B"/>
+                <w:sz w:val="18"/>
+              </w:rPr>
+              <w:t>-</w:t>
+            </w:r>
+          </w:p>
+        </w:tc>
+        <w:tc>
+          <w:tcPr>
+            <w:tcW w:type="dxa" w:w="1728"/>
+            <w:shd w:fill="F1F5F9" w:val="clear"/>
+          </w:tcPr>
+          <w:p>
+            <w:r>
+              <w:rPr>
+                <w:color w:val="1E293B"/>
+                <w:sz w:val="18"/>
+              </w:rPr>
+              <w:t>Donnees JSON des buteurs</w:t>
+            </w:r>
+          </w:p>
+        </w:tc>
+      </w:tr>
+      <w:tr>
+        <w:tc>
+          <w:tcPr>
+            <w:tcW w:type="dxa" w:w="1728"/>
+          </w:tcPr>
+          <w:p>
+            <w:r>
+              <w:rPr>
+                <w:color w:val="1E293B"/>
+                <w:sz w:val="18"/>
+              </w:rPr>
+              <w:t>created_at</w:t>
+            </w:r>
+          </w:p>
+        </w:tc>
+        <w:tc>
+          <w:tcPr>
+            <w:tcW w:type="dxa" w:w="1728"/>
+          </w:tcPr>
+          <w:p>
+            <w:r>
+              <w:rPr>
+                <w:color w:val="1E293B"/>
+                <w:sz w:val="18"/>
+              </w:rPr>
+              <w:t>TIMESTAMP</w:t>
+            </w:r>
+          </w:p>
+        </w:tc>
+        <w:tc>
+          <w:tcPr>
+            <w:tcW w:type="dxa" w:w="1728"/>
+          </w:tcPr>
+          <w:p>
+            <w:r>
+              <w:rPr>
+                <w:color w:val="1E293B"/>
+                <w:sz w:val="18"/>
+              </w:rPr>
+              <w:t>Oui</w:t>
+            </w:r>
+          </w:p>
+        </w:tc>
+        <w:tc>
+          <w:tcPr>
+            <w:tcW w:type="dxa" w:w="1728"/>
+          </w:tcPr>
+          <w:p>
+            <w:r>
+              <w:rPr>
+                <w:color w:val="1E293B"/>
+                <w:sz w:val="18"/>
+              </w:rPr>
+              <w:t>-</w:t>
+            </w:r>
+          </w:p>
+        </w:tc>
+        <w:tc>
+          <w:tcPr>
+            <w:tcW w:type="dxa" w:w="1728"/>
+          </w:tcPr>
+          <w:p>
+            <w:r>
+              <w:rPr>
+                <w:color w:val="1E293B"/>
+                <w:sz w:val="18"/>
+              </w:rPr>
+              <w:t>Horodatage creation</w:t>
+            </w:r>
+          </w:p>
+        </w:tc>
+      </w:tr>
+      <w:tr>
+        <w:tc>
+          <w:tcPr>
+            <w:tcW w:type="dxa" w:w="1728"/>
+            <w:shd w:fill="F1F5F9" w:val="clear"/>
+          </w:tcPr>
+          <w:p>
+            <w:r>
+              <w:rPr>
+                <w:color w:val="1E293B"/>
+                <w:sz w:val="18"/>
+              </w:rPr>
+              <w:t>updated_at</w:t>
+            </w:r>
+          </w:p>
+        </w:tc>
+        <w:tc>
+          <w:tcPr>
+            <w:tcW w:type="dxa" w:w="1728"/>
+            <w:shd w:fill="F1F5F9" w:val="clear"/>
+          </w:tcPr>
+          <w:p>
+            <w:r>
+              <w:rPr>
+                <w:color w:val="1E293B"/>
+                <w:sz w:val="18"/>
+              </w:rPr>
+              <w:t>TIMESTAMP</w:t>
+            </w:r>
+          </w:p>
+        </w:tc>
+        <w:tc>
+          <w:tcPr>
+            <w:tcW w:type="dxa" w:w="1728"/>
+            <w:shd w:fill="F1F5F9" w:val="clear"/>
+          </w:tcPr>
+          <w:p>
+            <w:r>
+              <w:rPr>
+                <w:color w:val="1E293B"/>
+                <w:sz w:val="18"/>
+              </w:rPr>
+              <w:t>Oui</w:t>
+            </w:r>
+          </w:p>
+        </w:tc>
+        <w:tc>
+          <w:tcPr>
+            <w:tcW w:type="dxa" w:w="1728"/>
+            <w:shd w:fill="F1F5F9" w:val="clear"/>
+          </w:tcPr>
+          <w:p>
+            <w:r>
+              <w:rPr>
+                <w:color w:val="1E293B"/>
+                <w:sz w:val="18"/>
+              </w:rPr>
+              <w:t>-</w:t>
+            </w:r>
+          </w:p>
+        </w:tc>
+        <w:tc>
+          <w:tcPr>
+            <w:tcW w:type="dxa" w:w="1728"/>
+            <w:shd w:fill="F1F5F9" w:val="clear"/>
+          </w:tcPr>
+          <w:p>
+            <w:r>
+              <w:rPr>
+                <w:color w:val="1E293B"/>
+                <w:sz w:val="18"/>
+              </w:rPr>
+              <w:t>Horodatage modification</w:t>
+            </w:r>
+          </w:p>
+        </w:tc>
+      </w:tr>
+    </w:tbl>
+    <w:p/>
+    <w:p>
+      <w:r>
+        <w:t>Table : joueurs</w:t>
+      </w:r>
+    </w:p>
+    <w:tbl>
+      <w:tblPr>
+        <w:tblStyle w:val="TableGrid"/>
+        <w:tblW w:type="auto" w:w="0"/>
+        <w:jc w:val="center"/>
+        <w:tblLook w:firstColumn="1" w:firstRow="1" w:lastColumn="0" w:lastRow="0" w:noHBand="0" w:noVBand="1" w:val="04A0"/>
+      </w:tblPr>
+      <w:tblGrid>
+        <w:gridCol w:w="1728"/>
+        <w:gridCol w:w="1728"/>
+        <w:gridCol w:w="1728"/>
+        <w:gridCol w:w="1728"/>
+        <w:gridCol w:w="1728"/>
+      </w:tblGrid>
+      <w:tr>
+        <w:tc>
+          <w:tcPr>
+            <w:tcW w:type="dxa" w:w="1728"/>
+            <w:shd w:fill="1A4BAD" w:val="clear"/>
+          </w:tcPr>
+          <w:p>
+            <w:pPr>
+              <w:jc w:val="center"/>
+            </w:pPr>
+            <w:r>
+              <w:rPr>
+                <w:b/>
+                <w:color w:val="FFFFFF"/>
+                <w:sz w:val="20"/>
+              </w:rPr>
+              <w:t>Colonne</w:t>
+            </w:r>
+          </w:p>
+        </w:tc>
+        <w:tc>
+          <w:tcPr>
+            <w:tcW w:type="dxa" w:w="1728"/>
+            <w:shd w:fill="1A4BAD" w:val="clear"/>
+          </w:tcPr>
+          <w:p>
+            <w:pPr>
+              <w:jc w:val="center"/>
+            </w:pPr>
+            <w:r>
+              <w:rPr>
+                <w:b/>
+                <w:color w:val="FFFFFF"/>
+                <w:sz w:val="20"/>
+              </w:rPr>
+              <w:t>Type</w:t>
+            </w:r>
+          </w:p>
+        </w:tc>
+        <w:tc>
+          <w:tcPr>
+            <w:tcW w:type="dxa" w:w="1728"/>
+            <w:shd w:fill="1A4BAD" w:val="clear"/>
+          </w:tcPr>
+          <w:p>
+            <w:pPr>
+              <w:jc w:val="center"/>
+            </w:pPr>
+            <w:r>
+              <w:rPr>
+                <w:b/>
+                <w:color w:val="FFFFFF"/>
+                <w:sz w:val="20"/>
+              </w:rPr>
+              <w:t>Null</w:t>
+            </w:r>
+          </w:p>
+        </w:tc>
+        <w:tc>
+          <w:tcPr>
+            <w:tcW w:type="dxa" w:w="1728"/>
+            <w:shd w:fill="1A4BAD" w:val="clear"/>
+          </w:tcPr>
+          <w:p>
+            <w:pPr>
+              <w:jc w:val="center"/>
+            </w:pPr>
+            <w:r>
+              <w:rPr>
+                <w:b/>
+                <w:color w:val="FFFFFF"/>
+                <w:sz w:val="20"/>
+              </w:rPr>
+              <w:t>Cle</w:t>
+            </w:r>
+          </w:p>
+        </w:tc>
+        <w:tc>
+          <w:tcPr>
+            <w:tcW w:type="dxa" w:w="1728"/>
+            <w:shd w:fill="1A4BAD" w:val="clear"/>
+          </w:tcPr>
+          <w:p>
+            <w:pPr>
+              <w:jc w:val="center"/>
+            </w:pPr>
+            <w:r>
+              <w:rPr>
+                <w:b/>
+                <w:color w:val="FFFFFF"/>
+                <w:sz w:val="20"/>
+              </w:rPr>
+              <w:t>Description</w:t>
+            </w:r>
+          </w:p>
+        </w:tc>
+      </w:tr>
+      <w:tr>
+        <w:tc>
+          <w:tcPr>
+            <w:tcW w:type="dxa" w:w="1728"/>
+          </w:tcPr>
+          <w:p>
+            <w:r>
+              <w:rPr>
+                <w:color w:val="1E293B"/>
+                <w:sz w:val="18"/>
+              </w:rPr>
+              <w:t>id</w:t>
+            </w:r>
+          </w:p>
+        </w:tc>
+        <w:tc>
+          <w:tcPr>
+            <w:tcW w:type="dxa" w:w="1728"/>
+          </w:tcPr>
+          <w:p>
+            <w:r>
+              <w:rPr>
+                <w:color w:val="1E293B"/>
+                <w:sz w:val="18"/>
+              </w:rPr>
+              <w:t>BIGINT UNSIGNED</w:t>
+            </w:r>
+          </w:p>
+        </w:tc>
+        <w:tc>
+          <w:tcPr>
+            <w:tcW w:type="dxa" w:w="1728"/>
+          </w:tcPr>
+          <w:p>
+            <w:r>
+              <w:rPr>
+                <w:color w:val="1E293B"/>
+                <w:sz w:val="18"/>
+              </w:rPr>
+              <w:t>Non</w:t>
+            </w:r>
+          </w:p>
+        </w:tc>
+        <w:tc>
+          <w:tcPr>
+            <w:tcW w:type="dxa" w:w="1728"/>
+          </w:tcPr>
+          <w:p>
+            <w:r>
+              <w:rPr>
+                <w:color w:val="1E293B"/>
+                <w:sz w:val="18"/>
+              </w:rPr>
+              <w:t>PK</w:t>
+            </w:r>
+          </w:p>
+        </w:tc>
+        <w:tc>
+          <w:tcPr>
+            <w:tcW w:type="dxa" w:w="1728"/>
+          </w:tcPr>
+          <w:p>
+            <w:r>
+              <w:rPr>
+                <w:color w:val="1E293B"/>
+                <w:sz w:val="18"/>
+              </w:rPr>
+              <w:t>Identifiant unique</w:t>
+            </w:r>
+          </w:p>
+        </w:tc>
+      </w:tr>
+      <w:tr>
+        <w:tc>
+          <w:tcPr>
+            <w:tcW w:type="dxa" w:w="1728"/>
+            <w:shd w:fill="F1F5F9" w:val="clear"/>
+          </w:tcPr>
+          <w:p>
+            <w:r>
+              <w:rPr>
+                <w:color w:val="1E293B"/>
+                <w:sz w:val="18"/>
+              </w:rPr>
+              <w:t>nom</w:t>
+            </w:r>
+          </w:p>
+        </w:tc>
+        <w:tc>
+          <w:tcPr>
+            <w:tcW w:type="dxa" w:w="1728"/>
+            <w:shd w:fill="F1F5F9" w:val="clear"/>
+          </w:tcPr>
+          <w:p>
+            <w:r>
+              <w:rPr>
+                <w:color w:val="1E293B"/>
+                <w:sz w:val="18"/>
+              </w:rPr>
+              <w:t>VARCHAR(255)</w:t>
+            </w:r>
+          </w:p>
+        </w:tc>
+        <w:tc>
+          <w:tcPr>
+            <w:tcW w:type="dxa" w:w="1728"/>
+            <w:shd w:fill="F1F5F9" w:val="clear"/>
+          </w:tcPr>
+          <w:p>
+            <w:r>
+              <w:rPr>
+                <w:color w:val="1E293B"/>
+                <w:sz w:val="18"/>
+              </w:rPr>
+              <w:t>Non</w:t>
+            </w:r>
+          </w:p>
+        </w:tc>
+        <w:tc>
+          <w:tcPr>
+            <w:tcW w:type="dxa" w:w="1728"/>
+            <w:shd w:fill="F1F5F9" w:val="clear"/>
+          </w:tcPr>
+          <w:p>
+            <w:r>
+              <w:rPr>
+                <w:color w:val="1E293B"/>
+                <w:sz w:val="18"/>
+              </w:rPr>
+              <w:t>-</w:t>
+            </w:r>
+          </w:p>
+        </w:tc>
+        <w:tc>
+          <w:tcPr>
+            <w:tcW w:type="dxa" w:w="1728"/>
+            <w:shd w:fill="F1F5F9" w:val="clear"/>
+          </w:tcPr>
+          <w:p>
+            <w:r>
+              <w:rPr>
+                <w:color w:val="1E293B"/>
+                <w:sz w:val="18"/>
+              </w:rPr>
+              <w:t>Nom de famille</w:t>
+            </w:r>
+          </w:p>
+        </w:tc>
+      </w:tr>
+      <w:tr>
+        <w:tc>
+          <w:tcPr>
+            <w:tcW w:type="dxa" w:w="1728"/>
+          </w:tcPr>
+          <w:p>
+            <w:r>
+              <w:rPr>
+                <w:color w:val="1E293B"/>
+                <w:sz w:val="18"/>
+              </w:rPr>
+              <w:t>prenom</w:t>
+            </w:r>
+          </w:p>
+        </w:tc>
+        <w:tc>
+          <w:tcPr>
+            <w:tcW w:type="dxa" w:w="1728"/>
+          </w:tcPr>
+          <w:p>
+            <w:r>
+              <w:rPr>
+                <w:color w:val="1E293B"/>
+                <w:sz w:val="18"/>
+              </w:rPr>
+              <w:t>VARCHAR(255)</w:t>
+            </w:r>
+          </w:p>
+        </w:tc>
+        <w:tc>
+          <w:tcPr>
+            <w:tcW w:type="dxa" w:w="1728"/>
+          </w:tcPr>
+          <w:p>
+            <w:r>
+              <w:rPr>
+                <w:color w:val="1E293B"/>
+                <w:sz w:val="18"/>
+              </w:rPr>
+              <w:t>Non</w:t>
+            </w:r>
+          </w:p>
+        </w:tc>
+        <w:tc>
+          <w:tcPr>
+            <w:tcW w:type="dxa" w:w="1728"/>
+          </w:tcPr>
+          <w:p>
+            <w:r>
+              <w:rPr>
+                <w:color w:val="1E293B"/>
+                <w:sz w:val="18"/>
+              </w:rPr>
+              <w:t>-</w:t>
+            </w:r>
+          </w:p>
+        </w:tc>
+        <w:tc>
+          <w:tcPr>
+            <w:tcW w:type="dxa" w:w="1728"/>
+          </w:tcPr>
+          <w:p>
+            <w:r>
+              <w:rPr>
+                <w:color w:val="1E293B"/>
+                <w:sz w:val="18"/>
+              </w:rPr>
+              <w:t>Prenom</w:t>
+            </w:r>
+          </w:p>
+        </w:tc>
+      </w:tr>
+      <w:tr>
+        <w:tc>
+          <w:tcPr>
+            <w:tcW w:type="dxa" w:w="1728"/>
+            <w:shd w:fill="F1F5F9" w:val="clear"/>
+          </w:tcPr>
+          <w:p>
+            <w:r>
+              <w:rPr>
+                <w:color w:val="1E293B"/>
+                <w:sz w:val="18"/>
+              </w:rPr>
+              <w:t>sexe</w:t>
+            </w:r>
+          </w:p>
+        </w:tc>
+        <w:tc>
+          <w:tcPr>
+            <w:tcW w:type="dxa" w:w="1728"/>
+            <w:shd w:fill="F1F5F9" w:val="clear"/>
+          </w:tcPr>
+          <w:p>
+            <w:r>
+              <w:rPr>
+                <w:color w:val="1E293B"/>
+                <w:sz w:val="18"/>
+              </w:rPr>
+              <w:t>CHAR(1)</w:t>
+            </w:r>
+          </w:p>
+        </w:tc>
+        <w:tc>
+          <w:tcPr>
+            <w:tcW w:type="dxa" w:w="1728"/>
+            <w:shd w:fill="F1F5F9" w:val="clear"/>
+          </w:tcPr>
+          <w:p>
+            <w:r>
+              <w:rPr>
+                <w:color w:val="1E293B"/>
+                <w:sz w:val="18"/>
+              </w:rPr>
+              <w:t>Non</w:t>
+            </w:r>
+          </w:p>
+        </w:tc>
+        <w:tc>
+          <w:tcPr>
+            <w:tcW w:type="dxa" w:w="1728"/>
+            <w:shd w:fill="F1F5F9" w:val="clear"/>
+          </w:tcPr>
+          <w:p>
+            <w:r>
+              <w:rPr>
+                <w:color w:val="1E293B"/>
+                <w:sz w:val="18"/>
+              </w:rPr>
+              <w:t>-</w:t>
+            </w:r>
+          </w:p>
+        </w:tc>
+        <w:tc>
+          <w:tcPr>
+            <w:tcW w:type="dxa" w:w="1728"/>
+            <w:shd w:fill="F1F5F9" w:val="clear"/>
+          </w:tcPr>
+          <w:p>
+            <w:r>
+              <w:rPr>
+                <w:color w:val="1E293B"/>
+                <w:sz w:val="18"/>
+              </w:rPr>
+              <w:t>M ou F</w:t>
+            </w:r>
+          </w:p>
+        </w:tc>
+      </w:tr>
+      <w:tr>
+        <w:tc>
+          <w:tcPr>
+            <w:tcW w:type="dxa" w:w="1728"/>
+          </w:tcPr>
+          <w:p>
+            <w:r>
+              <w:rPr>
+                <w:color w:val="1E293B"/>
+                <w:sz w:val="18"/>
+              </w:rPr>
+              <w:t>equipe_id</w:t>
+            </w:r>
+          </w:p>
+        </w:tc>
+        <w:tc>
+          <w:tcPr>
+            <w:tcW w:type="dxa" w:w="1728"/>
+          </w:tcPr>
+          <w:p>
+            <w:r>
+              <w:rPr>
+                <w:color w:val="1E293B"/>
+                <w:sz w:val="18"/>
+              </w:rPr>
+              <w:t>BIGINT UNSIGNED</w:t>
+            </w:r>
+          </w:p>
+        </w:tc>
+        <w:tc>
+          <w:tcPr>
+            <w:tcW w:type="dxa" w:w="1728"/>
+          </w:tcPr>
+          <w:p>
+            <w:r>
+              <w:rPr>
+                <w:color w:val="1E293B"/>
+                <w:sz w:val="18"/>
+              </w:rPr>
+              <w:t>Non</w:t>
+            </w:r>
+          </w:p>
+        </w:tc>
+        <w:tc>
+          <w:tcPr>
+            <w:tcW w:type="dxa" w:w="1728"/>
+          </w:tcPr>
+          <w:p>
+            <w:r>
+              <w:rPr>
+                <w:color w:val="1E293B"/>
+                <w:sz w:val="18"/>
+              </w:rPr>
+              <w:t>FK -&gt; equipes.id</w:t>
+            </w:r>
+          </w:p>
+        </w:tc>
+        <w:tc>
+          <w:tcPr>
+            <w:tcW w:type="dxa" w:w="1728"/>
+          </w:tcPr>
+          <w:p>
+            <w:r>
+              <w:rPr>
+                <w:color w:val="1E293B"/>
+                <w:sz w:val="18"/>
+              </w:rPr>
+              <w:t>Equipe d'appartenance</w:t>
+            </w:r>
+          </w:p>
+        </w:tc>
+      </w:tr>
+      <w:tr>
+        <w:tc>
+          <w:tcPr>
+            <w:tcW w:type="dxa" w:w="1728"/>
+            <w:shd w:fill="F1F5F9" w:val="clear"/>
+          </w:tcPr>
+          <w:p>
+            <w:r>
+              <w:rPr>
+                <w:color w:val="1E293B"/>
+                <w:sz w:val="18"/>
+              </w:rPr>
+              <w:t>numero_maillot</w:t>
+            </w:r>
+          </w:p>
+        </w:tc>
+        <w:tc>
+          <w:tcPr>
+            <w:tcW w:type="dxa" w:w="1728"/>
+            <w:shd w:fill="F1F5F9" w:val="clear"/>
+          </w:tcPr>
+          <w:p>
+            <w:r>
+              <w:rPr>
+                <w:color w:val="1E293B"/>
+                <w:sz w:val="18"/>
+              </w:rPr>
+              <w:t>INT</w:t>
+            </w:r>
+          </w:p>
+        </w:tc>
+        <w:tc>
+          <w:tcPr>
+            <w:tcW w:type="dxa" w:w="1728"/>
+            <w:shd w:fill="F1F5F9" w:val="clear"/>
+          </w:tcPr>
+          <w:p>
+            <w:r>
+              <w:rPr>
+                <w:color w:val="1E293B"/>
+                <w:sz w:val="18"/>
+              </w:rPr>
+              <w:t>Oui</w:t>
+            </w:r>
+          </w:p>
+        </w:tc>
+        <w:tc>
+          <w:tcPr>
+            <w:tcW w:type="dxa" w:w="1728"/>
+            <w:shd w:fill="F1F5F9" w:val="clear"/>
+          </w:tcPr>
+          <w:p>
+            <w:r>
+              <w:rPr>
+                <w:color w:val="1E293B"/>
+                <w:sz w:val="18"/>
+              </w:rPr>
+              <w:t>-</w:t>
+            </w:r>
+          </w:p>
+        </w:tc>
+        <w:tc>
+          <w:tcPr>
+            <w:tcW w:type="dxa" w:w="1728"/>
+            <w:shd w:fill="F1F5F9" w:val="clear"/>
+          </w:tcPr>
+          <w:p>
+            <w:r>
+              <w:rPr>
+                <w:color w:val="1E293B"/>
+                <w:sz w:val="18"/>
+              </w:rPr>
+              <w:t>Numero du maillot</w:t>
+            </w:r>
+          </w:p>
+        </w:tc>
+      </w:tr>
+      <w:tr>
+        <w:tc>
+          <w:tcPr>
+            <w:tcW w:type="dxa" w:w="1728"/>
+          </w:tcPr>
+          <w:p>
+            <w:r>
+              <w:rPr>
+                <w:color w:val="1E293B"/>
+                <w:sz w:val="18"/>
+              </w:rPr>
+              <w:t>buts</w:t>
+            </w:r>
+          </w:p>
+        </w:tc>
+        <w:tc>
+          <w:tcPr>
+            <w:tcW w:type="dxa" w:w="1728"/>
+          </w:tcPr>
+          <w:p>
+            <w:r>
+              <w:rPr>
+                <w:color w:val="1E293B"/>
+                <w:sz w:val="18"/>
+              </w:rPr>
+              <w:t>INT</w:t>
+            </w:r>
+          </w:p>
+        </w:tc>
+        <w:tc>
+          <w:tcPr>
+            <w:tcW w:type="dxa" w:w="1728"/>
+          </w:tcPr>
+          <w:p>
+            <w:r>
+              <w:rPr>
+                <w:color w:val="1E293B"/>
+                <w:sz w:val="18"/>
+              </w:rPr>
+              <w:t>Non (defaut 0)</w:t>
+            </w:r>
+          </w:p>
+        </w:tc>
+        <w:tc>
+          <w:tcPr>
+            <w:tcW w:type="dxa" w:w="1728"/>
+          </w:tcPr>
+          <w:p>
+            <w:r>
+              <w:rPr>
+                <w:color w:val="1E293B"/>
+                <w:sz w:val="18"/>
+              </w:rPr>
+              <w:t>-</w:t>
+            </w:r>
+          </w:p>
+        </w:tc>
+        <w:tc>
+          <w:tcPr>
+            <w:tcW w:type="dxa" w:w="1728"/>
+          </w:tcPr>
+          <w:p>
+            <w:r>
+              <w:rPr>
+                <w:color w:val="1E293B"/>
+                <w:sz w:val="18"/>
+              </w:rPr>
+              <w:t>Total de buts marques</w:t>
+            </w:r>
+          </w:p>
+        </w:tc>
+      </w:tr>
+      <w:tr>
+        <w:tc>
+          <w:tcPr>
+            <w:tcW w:type="dxa" w:w="1728"/>
+            <w:shd w:fill="F1F5F9" w:val="clear"/>
+          </w:tcPr>
+          <w:p>
+            <w:r>
+              <w:rPr>
+                <w:color w:val="1E293B"/>
+                <w:sz w:val="18"/>
+              </w:rPr>
+              <w:t>created_at</w:t>
+            </w:r>
+          </w:p>
+        </w:tc>
+        <w:tc>
+          <w:tcPr>
+            <w:tcW w:type="dxa" w:w="1728"/>
+            <w:shd w:fill="F1F5F9" w:val="clear"/>
+          </w:tcPr>
+          <w:p>
+            <w:r>
+              <w:rPr>
+                <w:color w:val="1E293B"/>
+                <w:sz w:val="18"/>
+              </w:rPr>
+              <w:t>TIMESTAMP</w:t>
+            </w:r>
+          </w:p>
+        </w:tc>
+        <w:tc>
+          <w:tcPr>
+            <w:tcW w:type="dxa" w:w="1728"/>
+            <w:shd w:fill="F1F5F9" w:val="clear"/>
+          </w:tcPr>
+          <w:p>
+            <w:r>
+              <w:rPr>
+                <w:color w:val="1E293B"/>
+                <w:sz w:val="18"/>
+              </w:rPr>
+              <w:t>Oui</w:t>
+            </w:r>
+          </w:p>
+        </w:tc>
+        <w:tc>
+          <w:tcPr>
+            <w:tcW w:type="dxa" w:w="1728"/>
+            <w:shd w:fill="F1F5F9" w:val="clear"/>
+          </w:tcPr>
+          <w:p>
+            <w:r>
+              <w:rPr>
+                <w:color w:val="1E293B"/>
+                <w:sz w:val="18"/>
+              </w:rPr>
+              <w:t>-</w:t>
+            </w:r>
+          </w:p>
+        </w:tc>
+        <w:tc>
+          <w:tcPr>
+            <w:tcW w:type="dxa" w:w="1728"/>
+            <w:shd w:fill="F1F5F9" w:val="clear"/>
+          </w:tcPr>
+          <w:p>
+            <w:r>
+              <w:rPr>
+                <w:color w:val="1E293B"/>
+                <w:sz w:val="18"/>
+              </w:rPr>
+              <w:t>Horodatage creation</w:t>
+            </w:r>
+          </w:p>
+        </w:tc>
+      </w:tr>
+      <w:tr>
+        <w:tc>
+          <w:tcPr>
+            <w:tcW w:type="dxa" w:w="1728"/>
+          </w:tcPr>
+          <w:p>
+            <w:r>
+              <w:rPr>
+                <w:color w:val="1E293B"/>
+                <w:sz w:val="18"/>
+              </w:rPr>
+              <w:t>updated_at</w:t>
+            </w:r>
+          </w:p>
+        </w:tc>
+        <w:tc>
+          <w:tcPr>
+            <w:tcW w:type="dxa" w:w="1728"/>
+          </w:tcPr>
+          <w:p>
+            <w:r>
+              <w:rPr>
+                <w:color w:val="1E293B"/>
+                <w:sz w:val="18"/>
+              </w:rPr>
+              <w:t>TIMESTAMP</w:t>
+            </w:r>
+          </w:p>
+        </w:tc>
+        <w:tc>
+          <w:tcPr>
+            <w:tcW w:type="dxa" w:w="1728"/>
+          </w:tcPr>
+          <w:p>
+            <w:r>
+              <w:rPr>
+                <w:color w:val="1E293B"/>
+                <w:sz w:val="18"/>
+              </w:rPr>
+              <w:t>Oui</w:t>
+            </w:r>
+          </w:p>
+        </w:tc>
+        <w:tc>
+          <w:tcPr>
+            <w:tcW w:type="dxa" w:w="1728"/>
+          </w:tcPr>
+          <w:p>
+            <w:r>
+              <w:rPr>
+                <w:color w:val="1E293B"/>
+                <w:sz w:val="18"/>
+              </w:rPr>
+              <w:t>-</w:t>
+            </w:r>
+          </w:p>
+        </w:tc>
+        <w:tc>
+          <w:tcPr>
+            <w:tcW w:type="dxa" w:w="1728"/>
+          </w:tcPr>
+          <w:p>
+            <w:r>
+              <w:rPr>
+                <w:color w:val="1E293B"/>
+                <w:sz w:val="18"/>
+              </w:rPr>
+              <w:t>Horodatage modification</w:t>
+            </w:r>
+          </w:p>
+        </w:tc>
+      </w:tr>
+    </w:tbl>
+    <w:p/>
+    <w:p>
+      <w:r>
+        <w:t>Table : equipes</w:t>
+      </w:r>
+    </w:p>
+    <w:tbl>
+      <w:tblPr>
+        <w:tblStyle w:val="TableGrid"/>
+        <w:tblW w:type="auto" w:w="0"/>
+        <w:jc w:val="center"/>
+        <w:tblLook w:firstColumn="1" w:firstRow="1" w:lastColumn="0" w:lastRow="0" w:noHBand="0" w:noVBand="1" w:val="04A0"/>
+      </w:tblPr>
+      <w:tblGrid>
+        <w:gridCol w:w="1728"/>
+        <w:gridCol w:w="1728"/>
+        <w:gridCol w:w="1728"/>
+        <w:gridCol w:w="1728"/>
+        <w:gridCol w:w="1728"/>
+      </w:tblGrid>
+      <w:tr>
+        <w:tc>
+          <w:tcPr>
+            <w:tcW w:type="dxa" w:w="1728"/>
+            <w:shd w:fill="1A4BAD" w:val="clear"/>
+          </w:tcPr>
+          <w:p>
+            <w:pPr>
+              <w:jc w:val="center"/>
+            </w:pPr>
+            <w:r>
+              <w:rPr>
+                <w:b/>
+                <w:color w:val="FFFFFF"/>
+                <w:sz w:val="20"/>
+              </w:rPr>
+              <w:t>Colonne</w:t>
+            </w:r>
+          </w:p>
+        </w:tc>
+        <w:tc>
+          <w:tcPr>
+            <w:tcW w:type="dxa" w:w="1728"/>
+            <w:shd w:fill="1A4BAD" w:val="clear"/>
+          </w:tcPr>
+          <w:p>
+            <w:pPr>
+              <w:jc w:val="center"/>
+            </w:pPr>
+            <w:r>
+              <w:rPr>
+                <w:b/>
+                <w:color w:val="FFFFFF"/>
+                <w:sz w:val="20"/>
+              </w:rPr>
+              <w:t>Type</w:t>
+            </w:r>
+          </w:p>
+        </w:tc>
+        <w:tc>
+          <w:tcPr>
+            <w:tcW w:type="dxa" w:w="1728"/>
+            <w:shd w:fill="1A4BAD" w:val="clear"/>
+          </w:tcPr>
+          <w:p>
+            <w:pPr>
+              <w:jc w:val="center"/>
+            </w:pPr>
+            <w:r>
+              <w:rPr>
+                <w:b/>
+                <w:color w:val="FFFFFF"/>
+                <w:sz w:val="20"/>
+              </w:rPr>
+              <w:t>Null</w:t>
+            </w:r>
+          </w:p>
+        </w:tc>
+        <w:tc>
+          <w:tcPr>
+            <w:tcW w:type="dxa" w:w="1728"/>
+            <w:shd w:fill="1A4BAD" w:val="clear"/>
+          </w:tcPr>
+          <w:p>
+            <w:pPr>
+              <w:jc w:val="center"/>
+            </w:pPr>
+            <w:r>
+              <w:rPr>
+                <w:b/>
+                <w:color w:val="FFFFFF"/>
+                <w:sz w:val="20"/>
+              </w:rPr>
+              <w:t>Cle</w:t>
+            </w:r>
+          </w:p>
+        </w:tc>
+        <w:tc>
+          <w:tcPr>
+            <w:tcW w:type="dxa" w:w="1728"/>
+            <w:shd w:fill="1A4BAD" w:val="clear"/>
+          </w:tcPr>
+          <w:p>
+            <w:pPr>
+              <w:jc w:val="center"/>
+            </w:pPr>
+            <w:r>
+              <w:rPr>
+                <w:b/>
+                <w:color w:val="FFFFFF"/>
+                <w:sz w:val="20"/>
+              </w:rPr>
+              <w:t>Description</w:t>
+            </w:r>
+          </w:p>
+        </w:tc>
+      </w:tr>
+      <w:tr>
+        <w:tc>
+          <w:tcPr>
+            <w:tcW w:type="dxa" w:w="1728"/>
+          </w:tcPr>
+          <w:p>
+            <w:r>
+              <w:rPr>
+                <w:color w:val="1E293B"/>
+                <w:sz w:val="18"/>
+              </w:rPr>
+              <w:t>id</w:t>
+            </w:r>
+          </w:p>
+        </w:tc>
+        <w:tc>
+          <w:tcPr>
+            <w:tcW w:type="dxa" w:w="1728"/>
+          </w:tcPr>
+          <w:p>
+            <w:r>
+              <w:rPr>
+                <w:color w:val="1E293B"/>
+                <w:sz w:val="18"/>
+              </w:rPr>
+              <w:t>BIGINT UNSIGNED</w:t>
+            </w:r>
+          </w:p>
+        </w:tc>
+        <w:tc>
+          <w:tcPr>
+            <w:tcW w:type="dxa" w:w="1728"/>
+          </w:tcPr>
+          <w:p>
+            <w:r>
+              <w:rPr>
+                <w:color w:val="1E293B"/>
+                <w:sz w:val="18"/>
+              </w:rPr>
+              <w:t>Non</w:t>
+            </w:r>
+          </w:p>
+        </w:tc>
+        <w:tc>
+          <w:tcPr>
+            <w:tcW w:type="dxa" w:w="1728"/>
+          </w:tcPr>
+          <w:p>
+            <w:r>
+              <w:rPr>
+                <w:color w:val="1E293B"/>
+                <w:sz w:val="18"/>
+              </w:rPr>
+              <w:t>PK</w:t>
+            </w:r>
+          </w:p>
+        </w:tc>
+        <w:tc>
+          <w:tcPr>
+            <w:tcW w:type="dxa" w:w="1728"/>
+          </w:tcPr>
+          <w:p>
+            <w:r>
+              <w:rPr>
+                <w:color w:val="1E293B"/>
+                <w:sz w:val="18"/>
+              </w:rPr>
+              <w:t>Identifiant unique</w:t>
+            </w:r>
+          </w:p>
+        </w:tc>
+      </w:tr>
+      <w:tr>
+        <w:tc>
+          <w:tcPr>
+            <w:tcW w:type="dxa" w:w="1728"/>
+            <w:shd w:fill="F1F5F9" w:val="clear"/>
+          </w:tcPr>
+          <w:p>
+            <w:r>
+              <w:rPr>
+                <w:color w:val="1E293B"/>
+                <w:sz w:val="18"/>
+              </w:rPr>
+              <w:t>nom</w:t>
+            </w:r>
+          </w:p>
+        </w:tc>
+        <w:tc>
+          <w:tcPr>
+            <w:tcW w:type="dxa" w:w="1728"/>
+            <w:shd w:fill="F1F5F9" w:val="clear"/>
+          </w:tcPr>
+          <w:p>
+            <w:r>
+              <w:rPr>
+                <w:color w:val="1E293B"/>
+                <w:sz w:val="18"/>
+              </w:rPr>
+              <w:t>VARCHAR(255)</w:t>
+            </w:r>
+          </w:p>
+        </w:tc>
+        <w:tc>
+          <w:tcPr>
+            <w:tcW w:type="dxa" w:w="1728"/>
+            <w:shd w:fill="F1F5F9" w:val="clear"/>
+          </w:tcPr>
+          <w:p>
+            <w:r>
+              <w:rPr>
+                <w:color w:val="1E293B"/>
+                <w:sz w:val="18"/>
+              </w:rPr>
+              <w:t>Non</w:t>
+            </w:r>
+          </w:p>
+        </w:tc>
+        <w:tc>
+          <w:tcPr>
+            <w:tcW w:type="dxa" w:w="1728"/>
+            <w:shd w:fill="F1F5F9" w:val="clear"/>
+          </w:tcPr>
+          <w:p>
+            <w:r>
+              <w:rPr>
+                <w:color w:val="1E293B"/>
+                <w:sz w:val="18"/>
+              </w:rPr>
+              <w:t>-</w:t>
+            </w:r>
+          </w:p>
+        </w:tc>
+        <w:tc>
+          <w:tcPr>
+            <w:tcW w:type="dxa" w:w="1728"/>
+            <w:shd w:fill="F1F5F9" w:val="clear"/>
+          </w:tcPr>
+          <w:p>
+            <w:r>
+              <w:rPr>
+                <w:color w:val="1E293B"/>
+                <w:sz w:val="18"/>
+              </w:rPr>
+              <w:t>Nom de l'equipe</w:t>
+            </w:r>
+          </w:p>
+        </w:tc>
+      </w:tr>
+      <w:tr>
+        <w:tc>
+          <w:tcPr>
+            <w:tcW w:type="dxa" w:w="1728"/>
+          </w:tcPr>
+          <w:p>
+            <w:r>
+              <w:rPr>
+                <w:color w:val="1E293B"/>
+                <w:sz w:val="18"/>
+              </w:rPr>
+              <w:t>faculte_id</w:t>
+            </w:r>
+          </w:p>
+        </w:tc>
+        <w:tc>
+          <w:tcPr>
+            <w:tcW w:type="dxa" w:w="1728"/>
+          </w:tcPr>
+          <w:p>
+            <w:r>
+              <w:rPr>
+                <w:color w:val="1E293B"/>
+                <w:sz w:val="18"/>
+              </w:rPr>
+              <w:t>BIGINT UNSIGNED</w:t>
+            </w:r>
+          </w:p>
+        </w:tc>
+        <w:tc>
+          <w:tcPr>
+            <w:tcW w:type="dxa" w:w="1728"/>
+          </w:tcPr>
+          <w:p>
+            <w:r>
+              <w:rPr>
+                <w:color w:val="1E293B"/>
+                <w:sz w:val="18"/>
+              </w:rPr>
+              <w:t>Non</w:t>
+            </w:r>
+          </w:p>
+        </w:tc>
+        <w:tc>
+          <w:tcPr>
+            <w:tcW w:type="dxa" w:w="1728"/>
+          </w:tcPr>
+          <w:p>
+            <w:r>
+              <w:rPr>
+                <w:color w:val="1E293B"/>
+                <w:sz w:val="18"/>
+              </w:rPr>
+              <w:t>FK -&gt; facultes.id</w:t>
+            </w:r>
+          </w:p>
+        </w:tc>
+        <w:tc>
+          <w:tcPr>
+            <w:tcW w:type="dxa" w:w="1728"/>
+          </w:tcPr>
+          <w:p>
+            <w:r>
+              <w:rPr>
+                <w:color w:val="1E293B"/>
+                <w:sz w:val="18"/>
+              </w:rPr>
+              <w:t>Faculte representee</w:t>
+            </w:r>
+          </w:p>
+        </w:tc>
+      </w:tr>
+      <w:tr>
+        <w:tc>
+          <w:tcPr>
+            <w:tcW w:type="dxa" w:w="1728"/>
+            <w:shd w:fill="F1F5F9" w:val="clear"/>
+          </w:tcPr>
+          <w:p>
+            <w:r>
+              <w:rPr>
+                <w:color w:val="1E293B"/>
+                <w:sz w:val="18"/>
+              </w:rPr>
+              <w:t>discipline_id</w:t>
+            </w:r>
+          </w:p>
+        </w:tc>
+        <w:tc>
+          <w:tcPr>
+            <w:tcW w:type="dxa" w:w="1728"/>
+            <w:shd w:fill="F1F5F9" w:val="clear"/>
+          </w:tcPr>
+          <w:p>
+            <w:r>
+              <w:rPr>
+                <w:color w:val="1E293B"/>
+                <w:sz w:val="18"/>
+              </w:rPr>
+              <w:t>BIGINT UNSIGNED</w:t>
+            </w:r>
+          </w:p>
+        </w:tc>
+        <w:tc>
+          <w:tcPr>
+            <w:tcW w:type="dxa" w:w="1728"/>
+            <w:shd w:fill="F1F5F9" w:val="clear"/>
+          </w:tcPr>
+          <w:p>
+            <w:r>
+              <w:rPr>
+                <w:color w:val="1E293B"/>
+                <w:sz w:val="18"/>
+              </w:rPr>
+              <w:t>Non</w:t>
+            </w:r>
+          </w:p>
+        </w:tc>
+        <w:tc>
+          <w:tcPr>
+            <w:tcW w:type="dxa" w:w="1728"/>
+            <w:shd w:fill="F1F5F9" w:val="clear"/>
+          </w:tcPr>
+          <w:p>
+            <w:r>
+              <w:rPr>
+                <w:color w:val="1E293B"/>
+                <w:sz w:val="18"/>
+              </w:rPr>
+              <w:t>FK -&gt; disciplines.id</w:t>
+            </w:r>
+          </w:p>
+        </w:tc>
+        <w:tc>
+          <w:tcPr>
+            <w:tcW w:type="dxa" w:w="1728"/>
+            <w:shd w:fill="F1F5F9" w:val="clear"/>
+          </w:tcPr>
+          <w:p>
+            <w:r>
+              <w:rPr>
+                <w:color w:val="1E293B"/>
+                <w:sz w:val="18"/>
+              </w:rPr>
+              <w:t>Discipline pratiquee</w:t>
+            </w:r>
+          </w:p>
+        </w:tc>
+      </w:tr>
+      <w:tr>
+        <w:tc>
+          <w:tcPr>
+            <w:tcW w:type="dxa" w:w="1728"/>
+          </w:tcPr>
+          <w:p>
+            <w:r>
+              <w:rPr>
+                <w:color w:val="1E293B"/>
+                <w:sz w:val="18"/>
+              </w:rPr>
+              <w:t>edition_id</w:t>
+            </w:r>
+          </w:p>
+        </w:tc>
+        <w:tc>
+          <w:tcPr>
+            <w:tcW w:type="dxa" w:w="1728"/>
+          </w:tcPr>
+          <w:p>
+            <w:r>
+              <w:rPr>
+                <w:color w:val="1E293B"/>
+                <w:sz w:val="18"/>
+              </w:rPr>
+              <w:t>BIGINT UNSIGNED</w:t>
+            </w:r>
+          </w:p>
+        </w:tc>
+        <w:tc>
+          <w:tcPr>
+            <w:tcW w:type="dxa" w:w="1728"/>
+          </w:tcPr>
+          <w:p>
+            <w:r>
+              <w:rPr>
+                <w:color w:val="1E293B"/>
+                <w:sz w:val="18"/>
+              </w:rPr>
+              <w:t>Non</w:t>
+            </w:r>
+          </w:p>
+        </w:tc>
+        <w:tc>
+          <w:tcPr>
+            <w:tcW w:type="dxa" w:w="1728"/>
+          </w:tcPr>
+          <w:p>
+            <w:r>
+              <w:rPr>
+                <w:color w:val="1E293B"/>
+                <w:sz w:val="18"/>
+              </w:rPr>
+              <w:t>FK -&gt; editions.id</w:t>
+            </w:r>
+          </w:p>
+        </w:tc>
+        <w:tc>
+          <w:tcPr>
+            <w:tcW w:type="dxa" w:w="1728"/>
+          </w:tcPr>
+          <w:p>
+            <w:r>
+              <w:rPr>
+                <w:color w:val="1E293B"/>
+                <w:sz w:val="18"/>
+              </w:rPr>
+              <w:t>Edition de la competition</w:t>
+            </w:r>
+          </w:p>
+        </w:tc>
+      </w:tr>
+      <w:tr>
+        <w:tc>
+          <w:tcPr>
+            <w:tcW w:type="dxa" w:w="1728"/>
+            <w:shd w:fill="F1F5F9" w:val="clear"/>
+          </w:tcPr>
+          <w:p>
+            <w:r>
+              <w:rPr>
+                <w:color w:val="1E293B"/>
+                <w:sz w:val="18"/>
+              </w:rPr>
+              <w:t>created_at</w:t>
+            </w:r>
+          </w:p>
+        </w:tc>
+        <w:tc>
+          <w:tcPr>
+            <w:tcW w:type="dxa" w:w="1728"/>
+            <w:shd w:fill="F1F5F9" w:val="clear"/>
+          </w:tcPr>
+          <w:p>
+            <w:r>
+              <w:rPr>
+                <w:color w:val="1E293B"/>
+                <w:sz w:val="18"/>
+              </w:rPr>
+              <w:t>TIMESTAMP</w:t>
+            </w:r>
+          </w:p>
+        </w:tc>
+        <w:tc>
+          <w:tcPr>
+            <w:tcW w:type="dxa" w:w="1728"/>
+            <w:shd w:fill="F1F5F9" w:val="clear"/>
+          </w:tcPr>
+          <w:p>
+            <w:r>
+              <w:rPr>
+                <w:color w:val="1E293B"/>
+                <w:sz w:val="18"/>
+              </w:rPr>
+              <w:t>Oui</w:t>
+            </w:r>
+          </w:p>
+        </w:tc>
+        <w:tc>
+          <w:tcPr>
+            <w:tcW w:type="dxa" w:w="1728"/>
+            <w:shd w:fill="F1F5F9" w:val="clear"/>
+          </w:tcPr>
+          <w:p>
+            <w:r>
+              <w:rPr>
+                <w:color w:val="1E293B"/>
+                <w:sz w:val="18"/>
+              </w:rPr>
+              <w:t>-</w:t>
+            </w:r>
+          </w:p>
+        </w:tc>
+        <w:tc>
+          <w:tcPr>
+            <w:tcW w:type="dxa" w:w="1728"/>
+            <w:shd w:fill="F1F5F9" w:val="clear"/>
+          </w:tcPr>
+          <w:p>
+            <w:r>
+              <w:rPr>
+                <w:color w:val="1E293B"/>
+                <w:sz w:val="18"/>
+              </w:rPr>
+              <w:t>Horodatage creation</w:t>
+            </w:r>
+          </w:p>
+        </w:tc>
+      </w:tr>
+      <w:tr>
+        <w:tc>
+          <w:tcPr>
+            <w:tcW w:type="dxa" w:w="1728"/>
+          </w:tcPr>
+          <w:p>
+            <w:r>
+              <w:rPr>
+                <w:color w:val="1E293B"/>
+                <w:sz w:val="18"/>
+              </w:rPr>
+              <w:t>updated_at</w:t>
+            </w:r>
+          </w:p>
+        </w:tc>
+        <w:tc>
+          <w:tcPr>
+            <w:tcW w:type="dxa" w:w="1728"/>
+          </w:tcPr>
+          <w:p>
+            <w:r>
+              <w:rPr>
+                <w:color w:val="1E293B"/>
+                <w:sz w:val="18"/>
+              </w:rPr>
+              <w:t>TIMESTAMP</w:t>
+            </w:r>
+          </w:p>
+        </w:tc>
+        <w:tc>
+          <w:tcPr>
+            <w:tcW w:type="dxa" w:w="1728"/>
+          </w:tcPr>
+          <w:p>
+            <w:r>
+              <w:rPr>
+                <w:color w:val="1E293B"/>
+                <w:sz w:val="18"/>
+              </w:rPr>
+              <w:t>Oui</w:t>
+            </w:r>
+          </w:p>
+        </w:tc>
+        <w:tc>
+          <w:tcPr>
+            <w:tcW w:type="dxa" w:w="1728"/>
+          </w:tcPr>
+          <w:p>
+            <w:r>
+              <w:rPr>
+                <w:color w:val="1E293B"/>
+                <w:sz w:val="18"/>
+              </w:rPr>
+              <w:t>-</w:t>
+            </w:r>
+          </w:p>
+        </w:tc>
+        <w:tc>
+          <w:tcPr>
+            <w:tcW w:type="dxa" w:w="1728"/>
+          </w:tcPr>
+          <w:p>
+            <w:r>
+              <w:rPr>
+                <w:color w:val="1E293B"/>
+                <w:sz w:val="18"/>
+              </w:rPr>
+              <w:t>Horodatage modification</w:t>
+            </w:r>
+          </w:p>
+        </w:tc>
+      </w:tr>
+    </w:tbl>
+    <w:p/>
+    <w:p>
+      <w:pPr>
+        <w:pStyle w:val="Heading1"/>
+      </w:pPr>
+      <w:r>
+        <w:t>4. Couche Controleur</w:t>
+      </w:r>
+    </w:p>
+    <w:p>
+      <w:pPr>
+        <w:pStyle w:val="Heading2"/>
+      </w:pPr>
+      <w:r>
+        <w:t>4.1. Inventaire des Controleurs</w:t>
+      </w:r>
+    </w:p>
+    <w:tbl>
+      <w:tblPr>
+        <w:tblStyle w:val="TableGrid"/>
+        <w:tblW w:type="auto" w:w="0"/>
+        <w:jc w:val="center"/>
+        <w:tblLook w:firstColumn="1" w:firstRow="1" w:lastColumn="0" w:lastRow="0" w:noHBand="0" w:noVBand="1" w:val="04A0"/>
+      </w:tblPr>
+      <w:tblGrid>
+        <w:gridCol w:w="2880"/>
+        <w:gridCol w:w="2880"/>
+        <w:gridCol w:w="2880"/>
+      </w:tblGrid>
+      <w:tr>
+        <w:tc>
+          <w:tcPr>
+            <w:tcW w:type="dxa" w:w="2880"/>
+            <w:shd w:fill="1A4BAD" w:val="clear"/>
+          </w:tcPr>
+          <w:p>
+            <w:pPr>
+              <w:jc w:val="center"/>
+            </w:pPr>
+            <w:r>
+              <w:rPr>
+                <w:b/>
+                <w:color w:val="FFFFFF"/>
+                <w:sz w:val="20"/>
+              </w:rPr>
+              <w:t>Controleur</w:t>
+            </w:r>
+          </w:p>
+        </w:tc>
+        <w:tc>
+          <w:tcPr>
+            <w:tcW w:type="dxa" w:w="2880"/>
+            <w:shd w:fill="1A4BAD" w:val="clear"/>
+          </w:tcPr>
+          <w:p>
+            <w:pPr>
+              <w:jc w:val="center"/>
+            </w:pPr>
+            <w:r>
+              <w:rPr>
+                <w:b/>
+                <w:color w:val="FFFFFF"/>
+                <w:sz w:val="20"/>
+              </w:rPr>
+              <w:t>Methodes</w:t>
+            </w:r>
+          </w:p>
+        </w:tc>
+        <w:tc>
+          <w:tcPr>
+            <w:tcW w:type="dxa" w:w="2880"/>
+            <w:shd w:fill="1A4BAD" w:val="clear"/>
+          </w:tcPr>
+          <w:p>
+            <w:pPr>
+              <w:jc w:val="center"/>
+            </w:pPr>
+            <w:r>
+              <w:rPr>
+                <w:b/>
+                <w:color w:val="FFFFFF"/>
+                <w:sz w:val="20"/>
+              </w:rPr>
+              <w:t>Description</w:t>
+            </w:r>
+          </w:p>
+        </w:tc>
+      </w:tr>
+      <w:tr>
+        <w:tc>
+          <w:tcPr>
+            <w:tcW w:type="dxa" w:w="2880"/>
+          </w:tcPr>
+          <w:p>
+            <w:r>
+              <w:rPr>
+                <w:color w:val="1E293B"/>
+                <w:sz w:val="18"/>
+              </w:rPr>
+              <w:t>DashboardController</w:t>
+            </w:r>
+          </w:p>
+        </w:tc>
+        <w:tc>
+          <w:tcPr>
+            <w:tcW w:type="dxa" w:w="2880"/>
+          </w:tcPr>
+          <w:p>
+            <w:r>
+              <w:rPr>
+                <w:color w:val="1E293B"/>
+                <w:sz w:val="18"/>
+              </w:rPr>
+              <w:t>index()</w:t>
+            </w:r>
+          </w:p>
+        </w:tc>
+        <w:tc>
+          <w:tcPr>
+            <w:tcW w:type="dxa" w:w="2880"/>
+          </w:tcPr>
+          <w:p>
+            <w:r>
+              <w:rPr>
+                <w:color w:val="1E293B"/>
+                <w:sz w:val="18"/>
+              </w:rPr>
+              <w:t>Recupere les KPIs, derniers resultats, prochains matchs et meilleurs buteurs pour l'edition selectionnee.</w:t>
+            </w:r>
+          </w:p>
+        </w:tc>
+      </w:tr>
+      <w:tr>
+        <w:tc>
+          <w:tcPr>
+            <w:tcW w:type="dxa" w:w="2880"/>
+            <w:shd w:fill="F1F5F9" w:val="clear"/>
+          </w:tcPr>
+          <w:p>
+            <w:r>
+              <w:rPr>
+                <w:color w:val="1E293B"/>
+                <w:sz w:val="18"/>
+              </w:rPr>
+              <w:t>EditionController</w:t>
+            </w:r>
+          </w:p>
+        </w:tc>
+        <w:tc>
+          <w:tcPr>
+            <w:tcW w:type="dxa" w:w="2880"/>
+            <w:shd w:fill="F1F5F9" w:val="clear"/>
+          </w:tcPr>
+          <w:p>
+            <w:r>
+              <w:rPr>
+                <w:color w:val="1E293B"/>
+                <w:sz w:val="18"/>
+              </w:rPr>
+              <w:t>index, show, create, store, edit, update, destroy</w:t>
+            </w:r>
+          </w:p>
+        </w:tc>
+        <w:tc>
+          <w:tcPr>
+            <w:tcW w:type="dxa" w:w="2880"/>
+            <w:shd w:fill="F1F5F9" w:val="clear"/>
+          </w:tcPr>
+          <w:p>
+            <w:r>
+              <w:rPr>
+                <w:color w:val="1E293B"/>
+                <w:sz w:val="18"/>
+              </w:rPr>
+              <w:t>CRUD complet sur les editions. La methode 'arbre()' genere la vue arborescente du tournoi.</w:t>
+            </w:r>
+          </w:p>
+        </w:tc>
+      </w:tr>
+      <w:tr>
+        <w:tc>
+          <w:tcPr>
+            <w:tcW w:type="dxa" w:w="2880"/>
+          </w:tcPr>
+          <w:p>
+            <w:r>
+              <w:rPr>
+                <w:color w:val="1E293B"/>
+                <w:sz w:val="18"/>
+              </w:rPr>
+              <w:t>FaculteController</w:t>
+            </w:r>
+          </w:p>
+        </w:tc>
+        <w:tc>
+          <w:tcPr>
+            <w:tcW w:type="dxa" w:w="2880"/>
+          </w:tcPr>
+          <w:p>
+            <w:r>
+              <w:rPr>
+                <w:color w:val="1E293B"/>
+                <w:sz w:val="18"/>
+              </w:rPr>
+              <w:t>index, show, create, store, edit, update, destroy</w:t>
+            </w:r>
+          </w:p>
+        </w:tc>
+        <w:tc>
+          <w:tcPr>
+            <w:tcW w:type="dxa" w:w="2880"/>
+          </w:tcPr>
+          <w:p>
+            <w:r>
+              <w:rPr>
+                <w:color w:val="1E293B"/>
+                <w:sz w:val="18"/>
+              </w:rPr>
+              <w:t>CRUD complet sur les facultes.</w:t>
+            </w:r>
+          </w:p>
+        </w:tc>
+      </w:tr>
+      <w:tr>
+        <w:tc>
+          <w:tcPr>
+            <w:tcW w:type="dxa" w:w="2880"/>
+            <w:shd w:fill="F1F5F9" w:val="clear"/>
+          </w:tcPr>
+          <w:p>
+            <w:r>
+              <w:rPr>
+                <w:color w:val="1E293B"/>
+                <w:sz w:val="18"/>
+              </w:rPr>
+              <w:t>DisciplineController</w:t>
+            </w:r>
+          </w:p>
+        </w:tc>
+        <w:tc>
+          <w:tcPr>
+            <w:tcW w:type="dxa" w:w="2880"/>
+            <w:shd w:fill="F1F5F9" w:val="clear"/>
+          </w:tcPr>
+          <w:p>
+            <w:r>
+              <w:rPr>
+                <w:color w:val="1E293B"/>
+                <w:sz w:val="18"/>
+              </w:rPr>
+              <w:t>index, show, create, store, edit, update, destroy</w:t>
+            </w:r>
+          </w:p>
+        </w:tc>
+        <w:tc>
+          <w:tcPr>
+            <w:tcW w:type="dxa" w:w="2880"/>
+            <w:shd w:fill="F1F5F9" w:val="clear"/>
+          </w:tcPr>
+          <w:p>
+            <w:r>
+              <w:rPr>
+                <w:color w:val="1E293B"/>
+                <w:sz w:val="18"/>
+              </w:rPr>
+              <w:t>CRUD complet sur les disciplines sportives.</w:t>
+            </w:r>
+          </w:p>
+        </w:tc>
+      </w:tr>
+      <w:tr>
+        <w:tc>
+          <w:tcPr>
+            <w:tcW w:type="dxa" w:w="2880"/>
+          </w:tcPr>
+          <w:p>
+            <w:r>
+              <w:rPr>
+                <w:color w:val="1E293B"/>
+                <w:sz w:val="18"/>
+              </w:rPr>
+              <w:t>EquipeController</w:t>
+            </w:r>
+          </w:p>
+        </w:tc>
+        <w:tc>
+          <w:tcPr>
+            <w:tcW w:type="dxa" w:w="2880"/>
+          </w:tcPr>
+          <w:p>
+            <w:r>
+              <w:rPr>
+                <w:color w:val="1E293B"/>
+                <w:sz w:val="18"/>
+              </w:rPr>
+              <w:t>index, show, create, store, edit, update, destroy</w:t>
+            </w:r>
+          </w:p>
+        </w:tc>
+        <w:tc>
+          <w:tcPr>
+            <w:tcW w:type="dxa" w:w="2880"/>
+          </w:tcPr>
+          <w:p>
+            <w:r>
+              <w:rPr>
+                <w:color w:val="1E293B"/>
+                <w:sz w:val="18"/>
+              </w:rPr>
+              <w:t>CRUD complet sur les equipes. Inclut la gestion des relations avec Faculte et Discipline.</w:t>
+            </w:r>
+          </w:p>
+        </w:tc>
+      </w:tr>
+      <w:tr>
+        <w:tc>
+          <w:tcPr>
+            <w:tcW w:type="dxa" w:w="2880"/>
+            <w:shd w:fill="F1F5F9" w:val="clear"/>
+          </w:tcPr>
+          <w:p>
+            <w:r>
+              <w:rPr>
+                <w:color w:val="1E293B"/>
+                <w:sz w:val="18"/>
+              </w:rPr>
+              <w:t>JoueurController</w:t>
+            </w:r>
+          </w:p>
+        </w:tc>
+        <w:tc>
+          <w:tcPr>
+            <w:tcW w:type="dxa" w:w="2880"/>
+            <w:shd w:fill="F1F5F9" w:val="clear"/>
+          </w:tcPr>
+          <w:p>
+            <w:r>
+              <w:rPr>
+                <w:color w:val="1E293B"/>
+                <w:sz w:val="18"/>
+              </w:rPr>
+              <w:t>index, create, store, edit, update, destroy</w:t>
+            </w:r>
+          </w:p>
+        </w:tc>
+        <w:tc>
+          <w:tcPr>
+            <w:tcW w:type="dxa" w:w="2880"/>
+            <w:shd w:fill="F1F5F9" w:val="clear"/>
+          </w:tcPr>
+          <w:p>
+            <w:r>
+              <w:rPr>
+                <w:color w:val="1E293B"/>
+                <w:sz w:val="18"/>
+              </w:rPr>
+              <w:t>CRUD complet sur les joueurs. Mappe 'numero' vers 'numero_maillot'.</w:t>
+            </w:r>
+          </w:p>
+        </w:tc>
+      </w:tr>
+      <w:tr>
+        <w:tc>
+          <w:tcPr>
+            <w:tcW w:type="dxa" w:w="2880"/>
+          </w:tcPr>
+          <w:p>
+            <w:r>
+              <w:rPr>
+                <w:color w:val="1E293B"/>
+                <w:sz w:val="18"/>
+              </w:rPr>
+              <w:t>MatchController</w:t>
+            </w:r>
+          </w:p>
+        </w:tc>
+        <w:tc>
+          <w:tcPr>
+            <w:tcW w:type="dxa" w:w="2880"/>
+          </w:tcPr>
+          <w:p>
+            <w:r>
+              <w:rPr>
+                <w:color w:val="1E293B"/>
+                <w:sz w:val="18"/>
+              </w:rPr>
+              <w:t>index, show, create, store, edit, update, destroy, saisirScore()</w:t>
+            </w:r>
+          </w:p>
+        </w:tc>
+        <w:tc>
+          <w:tcPr>
+            <w:tcW w:type="dxa" w:w="2880"/>
+          </w:tcPr>
+          <w:p>
+            <w:r>
+              <w:rPr>
+                <w:color w:val="1E293B"/>
+                <w:sz w:val="18"/>
+              </w:rPr>
+              <w:t>CRUD + saisie de score. La methode saisirScore() gere le JSON des buteurs et l'incrementation des buts.</w:t>
+            </w:r>
+          </w:p>
+        </w:tc>
+      </w:tr>
+      <w:tr>
+        <w:tc>
+          <w:tcPr>
+            <w:tcW w:type="dxa" w:w="2880"/>
+            <w:shd w:fill="F1F5F9" w:val="clear"/>
+          </w:tcPr>
+          <w:p>
+            <w:r>
+              <w:rPr>
+                <w:color w:val="1E293B"/>
+                <w:sz w:val="18"/>
+              </w:rPr>
+              <w:t>ClassementController</w:t>
+            </w:r>
+          </w:p>
+        </w:tc>
+        <w:tc>
+          <w:tcPr>
+            <w:tcW w:type="dxa" w:w="2880"/>
+            <w:shd w:fill="F1F5F9" w:val="clear"/>
+          </w:tcPr>
+          <w:p>
+            <w:r>
+              <w:rPr>
+                <w:color w:val="1E293B"/>
+                <w:sz w:val="18"/>
+              </w:rPr>
+              <w:t>index()</w:t>
+            </w:r>
+          </w:p>
+        </w:tc>
+        <w:tc>
+          <w:tcPr>
+            <w:tcW w:type="dxa" w:w="2880"/>
+            <w:shd w:fill="F1F5F9" w:val="clear"/>
+          </w:tcPr>
+          <w:p>
+            <w:r>
+              <w:rPr>
+                <w:color w:val="1E293B"/>
+                <w:sz w:val="18"/>
+              </w:rPr>
+              <w:t>Calcule dynamiquement le classement par discipline et le top des buteurs.</w:t>
+            </w:r>
+          </w:p>
+        </w:tc>
+      </w:tr>
+      <w:tr>
+        <w:tc>
+          <w:tcPr>
+            <w:tcW w:type="dxa" w:w="2880"/>
+          </w:tcPr>
+          <w:p>
+            <w:r>
+              <w:rPr>
+                <w:color w:val="1E293B"/>
+                <w:sz w:val="18"/>
+              </w:rPr>
+              <w:t>UsersManagementController</w:t>
+            </w:r>
+          </w:p>
+        </w:tc>
+        <w:tc>
+          <w:tcPr>
+            <w:tcW w:type="dxa" w:w="2880"/>
+          </w:tcPr>
+          <w:p>
+            <w:r>
+              <w:rPr>
+                <w:color w:val="1E293B"/>
+                <w:sz w:val="18"/>
+              </w:rPr>
+              <w:t>index, create, store, edit, update, destroy</w:t>
+            </w:r>
+          </w:p>
+        </w:tc>
+        <w:tc>
+          <w:tcPr>
+            <w:tcW w:type="dxa" w:w="2880"/>
+          </w:tcPr>
+          <w:p>
+            <w:r>
+              <w:rPr>
+                <w:color w:val="1E293B"/>
+                <w:sz w:val="18"/>
+              </w:rPr>
+              <w:t>CRUD complet sur les comptes utilisateurs (admin only).</w:t>
+            </w:r>
+          </w:p>
+        </w:tc>
+      </w:tr>
+      <w:tr>
+        <w:tc>
+          <w:tcPr>
+            <w:tcW w:type="dxa" w:w="2880"/>
+            <w:shd w:fill="F1F5F9" w:val="clear"/>
+          </w:tcPr>
+          <w:p>
+            <w:r>
+              <w:rPr>
+                <w:color w:val="1E293B"/>
+                <w:sz w:val="18"/>
+              </w:rPr>
+              <w:t>ProfileController</w:t>
+            </w:r>
+          </w:p>
+        </w:tc>
+        <w:tc>
+          <w:tcPr>
+            <w:tcW w:type="dxa" w:w="2880"/>
+            <w:shd w:fill="F1F5F9" w:val="clear"/>
+          </w:tcPr>
+          <w:p>
+            <w:r>
+              <w:rPr>
+                <w:color w:val="1E293B"/>
+                <w:sz w:val="18"/>
+              </w:rPr>
+              <w:t>edit, update, destroy</w:t>
+            </w:r>
+          </w:p>
+        </w:tc>
+        <w:tc>
+          <w:tcPr>
+            <w:tcW w:type="dxa" w:w="2880"/>
+            <w:shd w:fill="F1F5F9" w:val="clear"/>
+          </w:tcPr>
+          <w:p>
+            <w:r>
+              <w:rPr>
+                <w:color w:val="1E293B"/>
+                <w:sz w:val="18"/>
+              </w:rPr>
+              <w:t>Gestion du profil personnel de l'utilisateur connecte.</w:t>
+            </w:r>
+          </w:p>
+        </w:tc>
+      </w:tr>
+    </w:tbl>
+    <w:p/>
+    <w:p>
+      <w:pPr>
+        <w:pStyle w:val="Heading1"/>
+      </w:pPr>
+      <w:r>
+        <w:t>5. Couche Middleware et Securite</w:t>
+      </w:r>
+    </w:p>
+    <w:p>
+      <w:pPr>
+        <w:pStyle w:val="Heading2"/>
+      </w:pPr>
+      <w:r>
+        <w:t>5.1. Middlewares de Controle d'Acces</w:t>
+      </w:r>
+    </w:p>
+    <w:tbl>
+      <w:tblPr>
+        <w:tblStyle w:val="TableGrid"/>
+        <w:tblW w:type="auto" w:w="0"/>
+        <w:jc w:val="center"/>
+        <w:tblLook w:firstColumn="1" w:firstRow="1" w:lastColumn="0" w:lastRow="0" w:noHBand="0" w:noVBand="1" w:val="04A0"/>
+      </w:tblPr>
+      <w:tblGrid>
+        <w:gridCol w:w="2160"/>
+        <w:gridCol w:w="2160"/>
+        <w:gridCol w:w="2160"/>
+        <w:gridCol w:w="2160"/>
+      </w:tblGrid>
+      <w:tr>
+        <w:tc>
+          <w:tcPr>
+            <w:tcW w:type="dxa" w:w="2160"/>
+            <w:shd w:fill="1A4BAD" w:val="clear"/>
+          </w:tcPr>
+          <w:p>
+            <w:pPr>
+              <w:jc w:val="center"/>
+            </w:pPr>
+            <w:r>
+              <w:rPr>
+                <w:b/>
+                <w:color w:val="FFFFFF"/>
+                <w:sz w:val="20"/>
+              </w:rPr>
+              <w:t>Middleware</w:t>
+            </w:r>
+          </w:p>
+        </w:tc>
+        <w:tc>
+          <w:tcPr>
+            <w:tcW w:type="dxa" w:w="2160"/>
+            <w:shd w:fill="1A4BAD" w:val="clear"/>
+          </w:tcPr>
+          <w:p>
+            <w:pPr>
+              <w:jc w:val="center"/>
+            </w:pPr>
+            <w:r>
+              <w:rPr>
+                <w:b/>
+                <w:color w:val="FFFFFF"/>
+                <w:sz w:val="20"/>
+              </w:rPr>
+              <w:t>Cle</w:t>
+            </w:r>
+          </w:p>
+        </w:tc>
+        <w:tc>
+          <w:tcPr>
+            <w:tcW w:type="dxa" w:w="2160"/>
+            <w:shd w:fill="1A4BAD" w:val="clear"/>
+          </w:tcPr>
+          <w:p>
+            <w:pPr>
+              <w:jc w:val="center"/>
+            </w:pPr>
+            <w:r>
+              <w:rPr>
+                <w:b/>
+                <w:color w:val="FFFFFF"/>
+                <w:sz w:val="20"/>
+              </w:rPr>
+              <w:t>Condition</w:t>
+            </w:r>
+          </w:p>
+        </w:tc>
+        <w:tc>
+          <w:tcPr>
+            <w:tcW w:type="dxa" w:w="2160"/>
+            <w:shd w:fill="1A4BAD" w:val="clear"/>
+          </w:tcPr>
+          <w:p>
+            <w:pPr>
+              <w:jc w:val="center"/>
+            </w:pPr>
+            <w:r>
+              <w:rPr>
+                <w:b/>
+                <w:color w:val="FFFFFF"/>
+                <w:sz w:val="20"/>
+              </w:rPr>
+              <w:t>Routes Protegees</w:t>
+            </w:r>
+          </w:p>
+        </w:tc>
+      </w:tr>
+      <w:tr>
+        <w:tc>
+          <w:tcPr>
+            <w:tcW w:type="dxa" w:w="2160"/>
+          </w:tcPr>
+          <w:p>
+            <w:r>
+              <w:rPr>
+                <w:color w:val="1E293B"/>
+                <w:sz w:val="18"/>
+              </w:rPr>
+              <w:t>Authentification</w:t>
+            </w:r>
+          </w:p>
+        </w:tc>
+        <w:tc>
+          <w:tcPr>
+            <w:tcW w:type="dxa" w:w="2160"/>
+          </w:tcPr>
+          <w:p>
+            <w:r>
+              <w:rPr>
+                <w:color w:val="1E293B"/>
+                <w:sz w:val="18"/>
+              </w:rPr>
+              <w:t>auth</w:t>
+            </w:r>
+          </w:p>
+        </w:tc>
+        <w:tc>
+          <w:tcPr>
+            <w:tcW w:type="dxa" w:w="2160"/>
+          </w:tcPr>
+          <w:p>
+            <w:r>
+              <w:rPr>
+                <w:color w:val="1E293B"/>
+                <w:sz w:val="18"/>
+              </w:rPr>
+              <w:t>L'utilisateur doit etre connecte</w:t>
+            </w:r>
+          </w:p>
+        </w:tc>
+        <w:tc>
+          <w:tcPr>
+            <w:tcW w:type="dxa" w:w="2160"/>
+          </w:tcPr>
+          <w:p>
+            <w:r>
+              <w:rPr>
+                <w:color w:val="1E293B"/>
+                <w:sz w:val="18"/>
+              </w:rPr>
+              <w:t>Toutes les routes sauf '/' et '/login'</w:t>
+            </w:r>
+          </w:p>
+        </w:tc>
+      </w:tr>
+      <w:tr>
+        <w:tc>
+          <w:tcPr>
+            <w:tcW w:type="dxa" w:w="2160"/>
+            <w:shd w:fill="F1F5F9" w:val="clear"/>
+          </w:tcPr>
+          <w:p>
+            <w:r>
+              <w:rPr>
+                <w:color w:val="1E293B"/>
+                <w:sz w:val="18"/>
+              </w:rPr>
+              <w:t>Admin Only</w:t>
+            </w:r>
+          </w:p>
+        </w:tc>
+        <w:tc>
+          <w:tcPr>
+            <w:tcW w:type="dxa" w:w="2160"/>
+            <w:shd w:fill="F1F5F9" w:val="clear"/>
+          </w:tcPr>
+          <w:p>
+            <w:r>
+              <w:rPr>
+                <w:color w:val="1E293B"/>
+                <w:sz w:val="18"/>
+              </w:rPr>
+              <w:t>admin</w:t>
+            </w:r>
+          </w:p>
+        </w:tc>
+        <w:tc>
+          <w:tcPr>
+            <w:tcW w:type="dxa" w:w="2160"/>
+            <w:shd w:fill="F1F5F9" w:val="clear"/>
+          </w:tcPr>
+          <w:p>
+            <w:r>
+              <w:rPr>
+                <w:color w:val="1E293B"/>
+                <w:sz w:val="18"/>
+              </w:rPr>
+              <w:t>role === 'admin'</w:t>
+            </w:r>
+          </w:p>
+        </w:tc>
+        <w:tc>
+          <w:tcPr>
+            <w:tcW w:type="dxa" w:w="2160"/>
+            <w:shd w:fill="F1F5F9" w:val="clear"/>
+          </w:tcPr>
+          <w:p>
+            <w:r>
+              <w:rPr>
+                <w:color w:val="1E293B"/>
+                <w:sz w:val="18"/>
+              </w:rPr>
+              <w:t>CRUD Editions, Facultes, Disciplines, Equipes, Gestion Staff</w:t>
+            </w:r>
+          </w:p>
+        </w:tc>
+      </w:tr>
+      <w:tr>
+        <w:tc>
+          <w:tcPr>
+            <w:tcW w:type="dxa" w:w="2160"/>
+          </w:tcPr>
+          <w:p>
+            <w:r>
+              <w:rPr>
+                <w:color w:val="1E293B"/>
+                <w:sz w:val="18"/>
+              </w:rPr>
+              <w:t>Can Manage</w:t>
+            </w:r>
+          </w:p>
+        </w:tc>
+        <w:tc>
+          <w:tcPr>
+            <w:tcW w:type="dxa" w:w="2160"/>
+          </w:tcPr>
+          <w:p>
+            <w:r>
+              <w:rPr>
+                <w:color w:val="1E293B"/>
+                <w:sz w:val="18"/>
+              </w:rPr>
+              <w:t>can.manage</w:t>
+            </w:r>
+          </w:p>
+        </w:tc>
+        <w:tc>
+          <w:tcPr>
+            <w:tcW w:type="dxa" w:w="2160"/>
+          </w:tcPr>
+          <w:p>
+            <w:r>
+              <w:rPr>
+                <w:color w:val="1E293B"/>
+                <w:sz w:val="18"/>
+              </w:rPr>
+              <w:t>role === 'admin' OR role === 'staff'</w:t>
+            </w:r>
+          </w:p>
+        </w:tc>
+        <w:tc>
+          <w:tcPr>
+            <w:tcW w:type="dxa" w:w="2160"/>
+          </w:tcPr>
+          <w:p>
+            <w:r>
+              <w:rPr>
+                <w:color w:val="1E293B"/>
+                <w:sz w:val="18"/>
+              </w:rPr>
+              <w:t>CRUD Joueurs, CRUD Matchs, Saisie de Score</w:t>
+            </w:r>
+          </w:p>
+        </w:tc>
+      </w:tr>
+      <w:tr>
+        <w:tc>
+          <w:tcPr>
+            <w:tcW w:type="dxa" w:w="2160"/>
+            <w:shd w:fill="F1F5F9" w:val="clear"/>
+          </w:tcPr>
+          <w:p>
+            <w:r>
+              <w:rPr>
+                <w:color w:val="1E293B"/>
+                <w:sz w:val="18"/>
+              </w:rPr>
+              <w:t>CSRF</w:t>
+            </w:r>
+          </w:p>
+        </w:tc>
+        <w:tc>
+          <w:tcPr>
+            <w:tcW w:type="dxa" w:w="2160"/>
+            <w:shd w:fill="F1F5F9" w:val="clear"/>
+          </w:tcPr>
+          <w:p>
+            <w:r>
+              <w:rPr>
+                <w:color w:val="1E293B"/>
+                <w:sz w:val="18"/>
+              </w:rPr>
+              <w:t>VerifyCsrfToken</w:t>
+            </w:r>
+          </w:p>
+        </w:tc>
+        <w:tc>
+          <w:tcPr>
+            <w:tcW w:type="dxa" w:w="2160"/>
+            <w:shd w:fill="F1F5F9" w:val="clear"/>
+          </w:tcPr>
+          <w:p>
+            <w:r>
+              <w:rPr>
+                <w:color w:val="1E293B"/>
+                <w:sz w:val="18"/>
+              </w:rPr>
+              <w:t>Token CSRF valide dans chaque POST/PUT/DELETE</w:t>
+            </w:r>
+          </w:p>
+        </w:tc>
+        <w:tc>
+          <w:tcPr>
+            <w:tcW w:type="dxa" w:w="2160"/>
+            <w:shd w:fill="F1F5F9" w:val="clear"/>
+          </w:tcPr>
+          <w:p>
+            <w:r>
+              <w:rPr>
+                <w:color w:val="1E293B"/>
+                <w:sz w:val="18"/>
+              </w:rPr>
+              <w:t>Tous les formulaires</w:t>
+            </w:r>
+          </w:p>
+        </w:tc>
+      </w:tr>
+    </w:tbl>
+    <w:p/>
+    <w:p>
+      <w:pPr>
+        <w:pStyle w:val="Heading2"/>
+      </w:pPr>
+      <w:r>
+        <w:t>5.2. Structure de Routage</w:t>
+      </w:r>
+    </w:p>
+    <w:p>
+      <w:r>
+        <w:t>Le fichier routes/web.php est organise en trois groupes hierarchiques :</w:t>
+      </w:r>
+    </w:p>
+    <w:p>
+      <w:pPr>
+        <w:pStyle w:val="ListNumber"/>
+      </w:pPr>
+      <w:r>
+        <w:t>1. Groupe 'admin' : Routes de creation, modification et suppression des entites structurelles (editions, facultes, disciplines, equipes, utilisateurs). Accessible uniquement aux administrateurs.</w:t>
+      </w:r>
+    </w:p>
+    <w:p>
+      <w:pPr>
+        <w:pStyle w:val="ListNumber"/>
+      </w:pPr>
+      <w:r>
+        <w:t>2. Groupe 'can.manage' : Routes de gestion du contenu operationnel (joueurs, matchs, scores). Accessible aux administrateurs et au staff.</w:t>
+      </w:r>
+    </w:p>
+    <w:p>
+      <w:pPr>
+        <w:pStyle w:val="ListNumber"/>
+      </w:pPr>
+      <w:r>
+        <w:t>3. Routes publiques (authentifiees) : Routes de consultation en lecture seule (index, show). Accessibles a tout utilisateur connecte.</w:t>
+      </w:r>
+    </w:p>
+    <w:p>
+      <w:pPr>
+        <w:pStyle w:val="Heading1"/>
+      </w:pPr>
+      <w:r>
+        <w:t>6. Couche Frontend</w:t>
+      </w:r>
+    </w:p>
+    <w:p>
+      <w:pPr>
+        <w:pStyle w:val="Heading2"/>
+      </w:pPr>
+      <w:r>
+        <w:t>6.1. Systeme de Design</w:t>
+      </w:r>
+    </w:p>
+    <w:p>
+      <w:r>
+        <w:t>L'interface utilise un systeme de design unifie defini dans app.css avec les classes CSS suivantes :</w:t>
+      </w:r>
+    </w:p>
+    <w:tbl>
+      <w:tblPr>
+        <w:tblStyle w:val="TableGrid"/>
+        <w:tblW w:type="auto" w:w="0"/>
+        <w:jc w:val="center"/>
+        <w:tblLook w:firstColumn="1" w:firstRow="1" w:lastColumn="0" w:lastRow="0" w:noHBand="0" w:noVBand="1" w:val="04A0"/>
+      </w:tblPr>
+      <w:tblGrid>
+        <w:gridCol w:w="4320"/>
+        <w:gridCol w:w="4320"/>
+      </w:tblGrid>
+      <w:tr>
+        <w:tc>
+          <w:tcPr>
+            <w:tcW w:type="dxa" w:w="4320"/>
+            <w:shd w:fill="1A4BAD" w:val="clear"/>
+          </w:tcPr>
+          <w:p>
+            <w:pPr>
+              <w:jc w:val="center"/>
+            </w:pPr>
+            <w:r>
+              <w:rPr>
+                <w:b/>
+                <w:color w:val="FFFFFF"/>
+                <w:sz w:val="20"/>
+              </w:rPr>
+              <w:t>Classe CSS</w:t>
+            </w:r>
+          </w:p>
+        </w:tc>
+        <w:tc>
+          <w:tcPr>
+            <w:tcW w:type="dxa" w:w="4320"/>
+            <w:shd w:fill="1A4BAD" w:val="clear"/>
+          </w:tcPr>
+          <w:p>
+            <w:pPr>
+              <w:jc w:val="center"/>
+            </w:pPr>
+            <w:r>
+              <w:rPr>
+                <w:b/>
+                <w:color w:val="FFFFFF"/>
+                <w:sz w:val="20"/>
+              </w:rPr>
+              <w:t>Usage</w:t>
+            </w:r>
+          </w:p>
+        </w:tc>
+      </w:tr>
+      <w:tr>
+        <w:tc>
+          <w:tcPr>
+            <w:tcW w:type="dxa" w:w="4320"/>
+          </w:tcPr>
+          <w:p>
+            <w:r>
+              <w:rPr>
+                <w:color w:val="1E293B"/>
+                <w:sz w:val="18"/>
+              </w:rPr>
+              <w:t>enterprise-card</w:t>
+            </w:r>
+          </w:p>
+        </w:tc>
+        <w:tc>
+          <w:tcPr>
+            <w:tcW w:type="dxa" w:w="4320"/>
+          </w:tcPr>
+          <w:p>
+            <w:r>
+              <w:rPr>
+                <w:color w:val="1E293B"/>
+                <w:sz w:val="18"/>
+              </w:rPr>
+              <w:t>Conteneur blanc avec bordure, ombre douce et coins arrondis</w:t>
+            </w:r>
+          </w:p>
+        </w:tc>
+      </w:tr>
+      <w:tr>
+        <w:tc>
+          <w:tcPr>
+            <w:tcW w:type="dxa" w:w="4320"/>
+            <w:shd w:fill="F1F5F9" w:val="clear"/>
+          </w:tcPr>
+          <w:p>
+            <w:r>
+              <w:rPr>
+                <w:color w:val="1E293B"/>
+                <w:sz w:val="18"/>
+              </w:rPr>
+              <w:t>enterprise-btn-primary</w:t>
+            </w:r>
+          </w:p>
+        </w:tc>
+        <w:tc>
+          <w:tcPr>
+            <w:tcW w:type="dxa" w:w="4320"/>
+            <w:shd w:fill="F1F5F9" w:val="clear"/>
+          </w:tcPr>
+          <w:p>
+            <w:r>
+              <w:rPr>
+                <w:color w:val="1E293B"/>
+                <w:sz w:val="18"/>
+              </w:rPr>
+              <w:t>Bouton principal (fond bleu, texte blanc, effet hover)</w:t>
+            </w:r>
+          </w:p>
+        </w:tc>
+      </w:tr>
+      <w:tr>
+        <w:tc>
+          <w:tcPr>
+            <w:tcW w:type="dxa" w:w="4320"/>
+          </w:tcPr>
+          <w:p>
+            <w:r>
+              <w:rPr>
+                <w:color w:val="1E293B"/>
+                <w:sz w:val="18"/>
+              </w:rPr>
+              <w:t>enterprise-btn-secondary</w:t>
+            </w:r>
+          </w:p>
+        </w:tc>
+        <w:tc>
+          <w:tcPr>
+            <w:tcW w:type="dxa" w:w="4320"/>
+          </w:tcPr>
+          <w:p>
+            <w:r>
+              <w:rPr>
+                <w:color w:val="1E293B"/>
+                <w:sz w:val="18"/>
+              </w:rPr>
+              <w:t>Bouton secondaire (bordure, fond transparent)</w:t>
+            </w:r>
+          </w:p>
+        </w:tc>
+      </w:tr>
+      <w:tr>
+        <w:tc>
+          <w:tcPr>
+            <w:tcW w:type="dxa" w:w="4320"/>
+            <w:shd w:fill="F1F5F9" w:val="clear"/>
+          </w:tcPr>
+          <w:p>
+            <w:r>
+              <w:rPr>
+                <w:color w:val="1E293B"/>
+                <w:sz w:val="18"/>
+              </w:rPr>
+              <w:t>enterprise-input</w:t>
+            </w:r>
+          </w:p>
+        </w:tc>
+        <w:tc>
+          <w:tcPr>
+            <w:tcW w:type="dxa" w:w="4320"/>
+            <w:shd w:fill="F1F5F9" w:val="clear"/>
+          </w:tcPr>
+          <w:p>
+            <w:r>
+              <w:rPr>
+                <w:color w:val="1E293B"/>
+                <w:sz w:val="18"/>
+              </w:rPr>
+              <w:t>Champ de saisie standardise (bordure, focus bleu, padding)</w:t>
+            </w:r>
+          </w:p>
+        </w:tc>
+      </w:tr>
+      <w:tr>
+        <w:tc>
+          <w:tcPr>
+            <w:tcW w:type="dxa" w:w="4320"/>
+          </w:tcPr>
+          <w:p>
+            <w:r>
+              <w:rPr>
+                <w:color w:val="1E293B"/>
+                <w:sz w:val="18"/>
+              </w:rPr>
+              <w:t>enterprise-label</w:t>
+            </w:r>
+          </w:p>
+        </w:tc>
+        <w:tc>
+          <w:tcPr>
+            <w:tcW w:type="dxa" w:w="4320"/>
+          </w:tcPr>
+          <w:p>
+            <w:r>
+              <w:rPr>
+                <w:color w:val="1E293B"/>
+                <w:sz w:val="18"/>
+              </w:rPr>
+              <w:t>Label de formulaire (majuscules, petit texte, espacement)</w:t>
+            </w:r>
+          </w:p>
+        </w:tc>
+      </w:tr>
+    </w:tbl>
+    <w:p/>
+    <w:p>
+      <w:pPr>
+        <w:pStyle w:val="Heading2"/>
+      </w:pPr>
+      <w:r>
+        <w:t>6.2. Reactivite avec Alpine.js</w:t>
+      </w:r>
+    </w:p>
+    <w:p>
+      <w:r>
+        <w:t>Alpine.js est utilise pour les interactions cote client sans rechargement de page :</w:t>
       </w:r>
     </w:p>
     <w:p>
@@ -117,7 +5976,7 @@
         <w:pStyle w:val="ListBullet"/>
       </w:pPr>
       <w:r>
-        <w:t>users : Authentification et rôles (admin, staff).</w:t>
+        <w:t>Recherche en temps reel : Chaque liste de donnees integre un champ x-model='search' qui filtre dynamiquement les lignes du tableau via x-show.</w:t>
       </w:r>
     </w:p>
     <w:p>
@@ -125,7 +5984,7 @@
         <w:pStyle w:val="ListBullet"/>
       </w:pPr>
       <w:r>
-        <w:t>editions : Représente une compétition (ex: 2026).</w:t>
+        <w:t>Accordeons : Les panneaux de discipline dans la page des matchs utilisent x-data et @click pour ouvrir/fermer les sections.</w:t>
       </w:r>
     </w:p>
     <w:p>
@@ -133,39 +5992,7 @@
         <w:pStyle w:val="ListBullet"/>
       </w:pPr>
       <w:r>
-        <w:t>facultes : Les établissements participants.</w:t>
-      </w:r>
-    </w:p>
-    <w:p>
-      <w:pPr>
-        <w:pStyle w:val="ListBullet"/>
-      </w:pPr>
-      <w:r>
-        <w:t>disciplines : Les sports (Football, Basketball...).</w:t>
-      </w:r>
-    </w:p>
-    <w:p>
-      <w:pPr>
-        <w:pStyle w:val="ListBullet"/>
-      </w:pPr>
-      <w:r>
-        <w:t>equipes : Liées à une édition, une faculté et une discipline.</w:t>
-      </w:r>
-    </w:p>
-    <w:p>
-      <w:pPr>
-        <w:pStyle w:val="ListBullet"/>
-      </w:pPr>
-      <w:r>
-        <w:t>joueurs : Membres d'une équipe, avec suivi des buts marqués.</w:t>
-      </w:r>
-    </w:p>
-    <w:p>
-      <w:pPr>
-        <w:pStyle w:val="ListBullet"/>
-      </w:pPr>
-      <w:r>
-        <w:t>matchs : Oppose deux équipes (equipe_a_id, equipe_b_id), stocke le score, la date et la phase.</w:t>
+        <w:t>Ajout dynamique de buteurs : Le formulaire de saisie de score utilise Alpine pour ajouter/retirer des lignes de buteurs sans rechargement.</w:t>
       </w:r>
     </w:p>
     <w:sectPr>
@@ -541,8 +6368,12 @@
     <w:name w:val="Normal"/>
     <w:qFormat/>
     <w:rsid w:val="00FC693F"/>
+    <w:pPr>
+      <w:spacing w:after="120" w:line="276" w:lineRule="auto"/>
+    </w:pPr>
     <w:rPr>
       <w:rFonts w:ascii="Calibri" w:hAnsi="Calibri"/>
+      <w:color w:val="1E293B"/>
       <w:sz w:val="22"/>
     </w:rPr>
   </w:style>
@@ -609,7 +6440,7 @@
       <w:b/>
       <w:bCs/>
       <w:color w:val="1A4BAD"/>
-      <w:sz w:val="28"/>
+      <w:sz w:val="44"/>
       <w:szCs w:val="28"/>
     </w:rPr>
   </w:style>
@@ -633,7 +6464,7 @@
       <w:b/>
       <w:bCs/>
       <w:color w:val="285ABE"/>
-      <w:sz w:val="26"/>
+      <w:sz w:val="32"/>
       <w:szCs w:val="26"/>
     </w:rPr>
   </w:style>
@@ -656,7 +6487,8 @@
       <w:rFonts w:asciiTheme="majorHAnsi" w:eastAsiaTheme="majorEastAsia" w:hAnsiTheme="majorHAnsi" w:cstheme="majorBidi" w:ascii="Calibri" w:hAnsi="Calibri"/>
       <w:b/>
       <w:bCs/>
-      <w:color w:val="505050"/>
+      <w:color w:val="1E293B"/>
+      <w:sz w:val="26"/>
     </w:rPr>
   </w:style>
   <w:style w:type="paragraph" w:styleId="Heading4">
